--- a/docs/reports/태양광·수소 데이터수집·AI분석 예상안.docx
+++ b/docs/reports/태양광·수소 데이터수집·AI분석 예상안.docx
@@ -1551,7 +1551,7 @@
           <w:sz w:val="21"/>
           <w:szCs w:val="21"/>
         </w:rPr>
-        <w:t xml:space="preserve">설비 6개·AI 3개 분야 심층 조사, 설계수명·분석 주기 조사, 데이터 접근권·보안 보강 조사를 했습니다. 근거는 국립연구소·공공기관(NREL, PNNL, DOE, IEA PVPS, IRENA, EPRI), 국제표준, 국내 법령·KGS 코드, 제조사 자료, 논문이며 출처는 485행입니다(동봉 엑셀 ‘출처’ 시트). 심층 조사의 핵심 주장 315건은 원문과 직접 대조해 검증 231건, 부분 확인 72건, 미확인 7건, 반박 5건으로 판정했습니다. </w:t>
+        <w:t xml:space="preserve">설비 6개·AI 3개 분야 심층 조사, 설계수명·분석 주기 조사, 데이터 접근권·보안 보강 조사를 했습니다. 근거는 국립연구소·공공기관(NREL, PNNL, DOE, IEA PVPS, IRENA, EPRI), 국제표준, 국내 법령·KGS 코드, 제조사 자료, 논문이며 초판 출처는 485행입니다(동봉 엑셀 ‘출처’ 시트, 개정본 기준 604행). 심층 조사의 핵심 주장 315건은 원문과 직접 대조해 검증 231건, 부분 확인 72건, 미확인 7건, 반박 5건으로 판정했습니다. </w:t>
       </w:r>
       <w:r>
         <w:rPr>
@@ -8550,7 +8550,7 @@
           <w:sz w:val="18"/>
           <w:szCs w:val="18"/>
         </w:rPr>
-        <w:t xml:space="preserve">※ 근거: DOE, IRENA 2020, KGS AH271·FU671, 제조사 자료. 셀 전압 배열은 구매 사양에 명시해야 확보됩니다. 전체: 엑셀 ‘수집데이터_수소’(86개).</w:t>
+        <w:t xml:space="preserve">※ 근거: DOE, IRENA 2020, KGS AH271·FU671, 제조사 자료. 셀 전압 배열은 구매 사양에 명시해야 확보됩니다. 본체 전체 86개: 엑셀 ‘수집데이터_수소’ 시트(부속 계통 39개를 더해 125행).</w:t>
       </w:r>
     </w:p>
     <w:p>
@@ -9700,7 +9700,7 @@
           <w:sz w:val="21"/>
           <w:szCs w:val="21"/>
         </w:rPr>
-        <w:t xml:space="preserve">: 전후 값이 없으면 계단식 변화를 열화로 오판합니다. 점검·교정 기록을 포함한 전체 목록은 엑셀 ‘운영·비정형 데이터’ 시트(131행)에 있습니다.</w:t>
+        <w:t xml:space="preserve">: 전후 값이 없으면 계단식 변화를 열화로 오판합니다. 점검·교정 기록을 포함한 전체 목록은 엑셀 ‘운영·비정형 데이터’ 시트(136행)에 있습니다.</w:t>
       </w:r>
     </w:p>
     <w:p>
@@ -17476,7 +17476,7 @@
           <w:sz w:val="21"/>
           <w:szCs w:val="21"/>
         </w:rPr>
-        <w:t xml:space="preserve">(무엇을 언제 해야 하나)의 네 단계이며, 뒤 단계로 갈수록 더 긴 데이터와 정비이력 라벨이 필요합니다. 이번 조사에서 정리한 AI 분석 129건은 진단 52건(40%), 처방 39건(30%), 예측 27건(21%), 기술 11건(9%)이므로(비율은 계산, 동봉 엑셀 ‘AI 분석 방법’ 시트), 1년 차 기술·진단, 2년 차 예측, 3년 차 처방을 현실적인 도입 순서로 제안합니다.</w:t>
+        <w:t xml:space="preserve">(무엇을 언제 해야 하나)의 네 단계이며, 뒤 단계로 갈수록 더 긴 데이터와 정비이력 라벨이 필요합니다. 이번 조사에서 정리한 AI 분석 129건은 진단 52건(40%), 처방 39건(30%), 예측 27건(21%), 기술 11건(9%)이므로(비율은 계산, 동봉 엑셀 ‘AI 분석 방법’ 시트 131행 중 조사분 129행 — 나머지 2행은 8.1의 구현된 AI 설명 층), 1년 차 기술·진단, 2년 차 예측, 3년 차 처방을 현실적인 도입 순서로 제안합니다.</w:t>
       </w:r>
     </w:p>
     <w:p>
@@ -24113,7 +24113,7 @@
           <w:sz w:val="26"/>
           <w:szCs w:val="26"/>
         </w:rPr>
-        <w:t xml:space="preserve">7.5 설계 검토 사항 ③ — 수소 자급률 37%, 버퍼는 55분짜리 완충재</w:t>
+        <w:t xml:space="preserve">7.5 설계 검토 사항 ③ — 수소 자급률 37%, 버퍼는 51분짜리 완충재</w:t>
       </w:r>
     </w:p>
     <w:p>
@@ -25688,7 +25688,7 @@
                 <w:sz w:val="18"/>
                 <w:szCs w:val="18"/>
               </w:rPr>
-              <w:t xml:space="preserve">12</w:t>
+              <w:t xml:space="preserve">13</w:t>
             </w:r>
           </w:p>
         </w:tc>
@@ -25865,7 +25865,7 @@
                 <w:sz w:val="18"/>
                 <w:szCs w:val="18"/>
               </w:rPr>
-              <w:t xml:space="preserve">TT-304 2차측 입구 온도 · CT-301 급수 전도도 · 온도 쌍 편차 0.1 °C 이내(EN 1434 Class 2 — 안 맞으면 ΔT 15 K에서 1% 오차)</w:t>
+              <w:t xml:space="preserve">TT-304 2차측 입구 온도 · CT-301 급수 전도도 · 온도 쌍 편차 0.1 °C 이내(EN 1434 Class 2 — 0.1 K 불일치가 ΔT 15 K에서 0.67% 오차)</w:t>
             </w:r>
           </w:p>
         </w:tc>
@@ -25983,7 +25983,7 @@
                 <w:sz w:val="18"/>
                 <w:szCs w:val="18"/>
               </w:rPr>
-              <w:t xml:space="preserve">14</w:t>
+              <w:t xml:space="preserve">15</w:t>
             </w:r>
           </w:p>
         </w:tc>
@@ -27014,7 +27014,7 @@
                 <w:sz w:val="18"/>
                 <w:szCs w:val="18"/>
               </w:rPr>
-              <w:t xml:space="preserve">17종 — 태양광 4, ESS 4, 수전해·연료전지 4, 수소 체인 2, 데이터 품질 1, </w:t>
+              <w:t xml:space="preserve">17종 — 태양광 3, ESS 3, 수전해·연료전지 4, 수소 체인 3, 데이터 품질 1, </w:t>
             </w:r>
             <w:r>
               <w:rPr>
@@ -29438,7 +29438,7 @@
           <w:sz w:val="21"/>
           <w:szCs w:val="21"/>
         </w:rPr>
-        <w:t xml:space="preserve">: 7개 분야에서 보통 받는 데이터는 189개(필수 115·권장 61·선택 13)입니다. 여기에 정비이력·알람코드·법정 점검기록 같은 운영·비정형 데이터 131개 행이 더해집니다(동봉 엑셀 ‘수집데이터_전력’·‘수집데이터_수소’·‘운영·비정형 데이터’ 시트).</w:t>
+        <w:t xml:space="preserve">: 7개 분야에서 보통 받는 데이터는 189개(필수 115·권장 61·선택 13)입니다. 여기에 정비이력·알람코드·법정 점검기록 같은 운영·비정형 데이터 136개 행이 더해집니다(동봉 엑셀 ‘수집데이터_전력’·‘수집데이터_수소’·‘운영·비정형 데이터’ 시트).</w:t>
       </w:r>
     </w:p>
     <w:p>
@@ -29568,7 +29568,7 @@
           <w:sz w:val="21"/>
           <w:szCs w:val="21"/>
         </w:rPr>
-        <w:t xml:space="preserve">(산소 판매 성립성, 폐열 3% 절감 주장, 자급률 37%·버퍼 55분)을 계산 근거와 함께 제시했습니다(7장). 한편 </w:t>
+        <w:t xml:space="preserve">(산소 판매 성립성, 폐열 3% 절감 주장, 자급률 37%·버퍼 51분)을 계산 근거와 함께 제시했습니다(7장). 한편 </w:t>
       </w:r>
       <w:r>
         <w:rPr>
@@ -29885,7 +29885,7 @@
         </w:rPr>
         <w:t xml:space="preserve">[1] NREL, Best Practices for Operation and Maintenance of PV and Energy Storage Systems, 3rd Ed. (2019) </w:t>
       </w:r>
-      <w:hyperlink w:history="1" r:id="rIdli5inwfeqbkqphhbcupam">
+      <w:hyperlink w:history="1" r:id="rIdn8hphiusbmumdx-snhyfk">
         <w:r>
           <w:rPr>
             <w:rFonts w:ascii="Pretendard" w:cs="Pretendard" w:eastAsia="Pretendard" w:hAnsi="Pretendard"/>
@@ -29910,7 +29910,7 @@
         </w:rPr>
         <w:t xml:space="preserve">[2] NREL, Availability and Performance Loss Factors for U.S. PV Fleet Systems (FY24) </w:t>
       </w:r>
-      <w:hyperlink w:history="1" r:id="rIdf6blw4rwmgjuynj39r5y6">
+      <w:hyperlink w:history="1" r:id="rIdy3b5fpiko7llly_s8dzzm">
         <w:r>
           <w:rPr>
             <w:rFonts w:ascii="Pretendard" w:cs="Pretendard" w:eastAsia="Pretendard" w:hAnsi="Pretendard"/>
@@ -29935,7 +29935,7 @@
         </w:rPr>
         <w:t xml:space="preserve">[3] IEA PVPS T13-22:2021, Assessment of Performance Loss Rate of PV Power Systems </w:t>
       </w:r>
-      <w:hyperlink w:history="1" r:id="rId7lgxd97lvwgtknvaogxub">
+      <w:hyperlink w:history="1" r:id="rIdpmpyswpqv92pvu3teb7aj">
         <w:r>
           <w:rPr>
             <w:rFonts w:ascii="Pretendard" w:cs="Pretendard" w:eastAsia="Pretendard" w:hAnsi="Pretendard"/>
@@ -29960,7 +29960,7 @@
         </w:rPr>
         <w:t xml:space="preserve">[4] IEA PVPS T13-21:2022, Soiling Losses (한국어 번역본) </w:t>
       </w:r>
-      <w:hyperlink w:history="1" r:id="rId1jjb6nvbbmrojavmuxxe9">
+      <w:hyperlink w:history="1" r:id="rIdncooqrcsqbgtc6jgduayg">
         <w:r>
           <w:rPr>
             <w:rFonts w:ascii="Pretendard" w:cs="Pretendard" w:eastAsia="Pretendard" w:hAnsi="Pretendard"/>
@@ -29985,7 +29985,7 @@
         </w:rPr>
         <w:t xml:space="preserve">[5] IEA PVPS T13-25:2022, Guidelines for Operation and Maintenance of PV Power Plants in Different Climates </w:t>
       </w:r>
-      <w:hyperlink w:history="1" r:id="rIdezoofw4gi_xzn0tldli_8">
+      <w:hyperlink w:history="1" r:id="rIdigxrmf4maa14dadejb5m7">
         <w:r>
           <w:rPr>
             <w:rFonts w:ascii="Pretendard" w:cs="Pretendard" w:eastAsia="Pretendard" w:hAnsi="Pretendard"/>
@@ -30010,7 +30010,7 @@
         </w:rPr>
         <w:t xml:space="preserve">[6] SolarPower Europe, O&amp;M Best Practice Guidelines v6.0 </w:t>
       </w:r>
-      <w:hyperlink w:history="1" r:id="rIdi3drj9w3envkmt2eegvnu">
+      <w:hyperlink w:history="1" r:id="rIdot9h198h_qxg_rcbffnmv">
         <w:r>
           <w:rPr>
             <w:rFonts w:ascii="Pretendard" w:cs="Pretendard" w:eastAsia="Pretendard" w:hAnsi="Pretendard"/>
@@ -30035,7 +30035,7 @@
         </w:rPr>
         <w:t xml:space="preserve">[7] Solar Best Practices, Key Performance Indicators </w:t>
       </w:r>
-      <w:hyperlink w:history="1" r:id="rIdp7pgxl8titb94k-abiddf">
+      <w:hyperlink w:history="1" r:id="rIdky-uf0ryjr67rsvz-55hm">
         <w:r>
           <w:rPr>
             <w:rFonts w:ascii="Pretendard" w:cs="Pretendard" w:eastAsia="Pretendard" w:hAnsi="Pretendard"/>
@@ -30060,7 +30060,7 @@
         </w:rPr>
         <w:t xml:space="preserve">[8] Solar Best Practices, AM Guidelines v2: Technical Asset Management (보고) </w:t>
       </w:r>
-      <w:hyperlink w:history="1" r:id="rIdmtiizvpkdapzxqjrwksl6">
+      <w:hyperlink w:history="1" r:id="rIdmvkijkes-3-m9envvhzbd">
         <w:r>
           <w:rPr>
             <w:rFonts w:ascii="Pretendard" w:cs="Pretendard" w:eastAsia="Pretendard" w:hAnsi="Pretendard"/>
@@ -30085,7 +30085,7 @@
         </w:rPr>
         <w:t xml:space="preserve">[9] Solar Best Practices, Data and Monitoring Requirements </w:t>
       </w:r>
-      <w:hyperlink w:history="1" r:id="rIdhtpfg599l1g-hpl3b-3u0">
+      <w:hyperlink w:history="1" r:id="rId7hnl-dqp6hddcmotl5t-3">
         <w:r>
           <w:rPr>
             <w:rFonts w:ascii="Pretendard" w:cs="Pretendard" w:eastAsia="Pretendard" w:hAnsi="Pretendard"/>
@@ -30110,7 +30110,7 @@
         </w:rPr>
         <w:t xml:space="preserve">[10] Hukseflux, IEC 61724-1:2021 What's new </w:t>
       </w:r>
-      <w:hyperlink w:history="1" r:id="rIduocst1qwg_cb2yvdwlof1">
+      <w:hyperlink w:history="1" r:id="rIdwobvasyrn-bvogcck3xkf">
         <w:r>
           <w:rPr>
             <w:rFonts w:ascii="Pretendard" w:cs="Pretendard" w:eastAsia="Pretendard" w:hAnsi="Pretendard"/>
@@ -30135,7 +30135,7 @@
         </w:rPr>
         <w:t xml:space="preserve">[11] NREL, Annual Technology Baseline 2024: Utility-Scale PV </w:t>
       </w:r>
-      <w:hyperlink w:history="1" r:id="rIdlqhjjxjdnp9e0b2g0s2zz">
+      <w:hyperlink w:history="1" r:id="rIdkjwkiajcdke5zm-ehwhwv">
         <w:r>
           <w:rPr>
             <w:rFonts w:ascii="Pretendard" w:cs="Pretendard" w:eastAsia="Pretendard" w:hAnsi="Pretendard"/>
@@ -30160,7 +30160,7 @@
         </w:rPr>
         <w:t xml:space="preserve">[12] NREL, Annual Technology Baseline 2024: Utility-Scale Battery Storage </w:t>
       </w:r>
-      <w:hyperlink w:history="1" r:id="rId1l-lwp-pnyke-aca-xnle">
+      <w:hyperlink w:history="1" r:id="rIdramxmgqgvlddw0kbq-_xs">
         <w:r>
           <w:rPr>
             <w:rFonts w:ascii="Pretendard" w:cs="Pretendard" w:eastAsia="Pretendard" w:hAnsi="Pretendard"/>
@@ -30185,7 +30185,7 @@
         </w:rPr>
         <w:t xml:space="preserve">[13] BFH, Life Expectancy of PV Inverters and Optimizers (WCPEC-8, 2022) </w:t>
       </w:r>
-      <w:hyperlink w:history="1" r:id="rIdt_m557kcfn9xkhrfy-2gl">
+      <w:hyperlink w:history="1" r:id="rIdvicvp0u_dnds5nlirkhid">
         <w:r>
           <w:rPr>
             <w:rFonts w:ascii="Pretendard" w:cs="Pretendard" w:eastAsia="Pretendard" w:hAnsi="Pretendard"/>
@@ -30210,7 +30210,7 @@
         </w:rPr>
         <w:t xml:space="preserve">[14] Cornell Dubilier, Aluminum Electrolytic Capacitor Application Guide </w:t>
       </w:r>
-      <w:hyperlink w:history="1" r:id="rIdr_1fs4h8agd0gbmr6mnxm">
+      <w:hyperlink w:history="1" r:id="rIdscrbyj3bchtwzutvfurcn">
         <w:r>
           <w:rPr>
             <w:rFonts w:ascii="Pretendard" w:cs="Pretendard" w:eastAsia="Pretendard" w:hAnsi="Pretendard"/>
@@ -30235,7 +30235,7 @@
         </w:rPr>
         <w:t xml:space="preserve">[15] ERLPhase, Fundamental Principles of Transformer Thermal Loading (IEEE C57.91 요약) </w:t>
       </w:r>
-      <w:hyperlink w:history="1" r:id="rIdb-3x_bdhpti2p_ryuibkg">
+      <w:hyperlink w:history="1" r:id="rIdsaltwhy95npl6tmttzqmc">
         <w:r>
           <w:rPr>
             <w:rFonts w:ascii="Pretendard" w:cs="Pretendard" w:eastAsia="Pretendard" w:hAnsi="Pretendard"/>
@@ -30260,7 +30260,7 @@
         </w:rPr>
         <w:t xml:space="preserve">[16] 한전 웹진, 봄철 계통안정화를 위한 재생에너지 출력제어 </w:t>
       </w:r>
-      <w:hyperlink w:history="1" r:id="rId-xt8n3w8jj1qnjo0n9zt2">
+      <w:hyperlink w:history="1" r:id="rIdlplzxllorzzv_am7dx0du">
         <w:r>
           <w:rPr>
             <w:rFonts w:ascii="Pretendard" w:cs="Pretendard" w:eastAsia="Pretendard" w:hAnsi="Pretendard"/>
@@ -30285,7 +30285,7 @@
         </w:rPr>
         <w:t xml:space="preserve">[17] PNNL-33283, 2022 Grid Energy Storage Technology Cost and Performance Assessment </w:t>
       </w:r>
-      <w:hyperlink w:history="1" r:id="rIddg7iy9a8cn3c5stawcfvh">
+      <w:hyperlink w:history="1" r:id="rIdiuydxj1nhmg7-g-3fzwzz">
         <w:r>
           <w:rPr>
             <w:rFonts w:ascii="Pretendard" w:cs="Pretendard" w:eastAsia="Pretendard" w:hAnsi="Pretendard"/>
@@ -30310,7 +30310,7 @@
         </w:rPr>
         <w:t xml:space="preserve">[18] US DOE FEMP, Battery Energy Storage System Evaluation Method (2023) </w:t>
       </w:r>
-      <w:hyperlink w:history="1" r:id="rIdssmzpxu6qp4bk7fwpbnlk">
+      <w:hyperlink w:history="1" r:id="rId1asmcbl0-7v89ulu-mskl">
         <w:r>
           <w:rPr>
             <w:rFonts w:ascii="Pretendard" w:cs="Pretendard" w:eastAsia="Pretendard" w:hAnsi="Pretendard"/>
@@ -30335,7 +30335,7 @@
         </w:rPr>
         <w:t xml:space="preserve">[19] EPRI (2024), Insights from EPRI's Battery Energy Storage Failure Incident Database </w:t>
       </w:r>
-      <w:hyperlink w:history="1" r:id="rIdjvwbfwhbkwg2hl2ojev2j">
+      <w:hyperlink w:history="1" r:id="rId1efcwoajr6j9vpbqd7jcg">
         <w:r>
           <w:rPr>
             <w:rFonts w:ascii="Pretendard" w:cs="Pretendard" w:eastAsia="Pretendard" w:hAnsi="Pretendard"/>
@@ -30360,7 +30360,7 @@
         </w:rPr>
         <w:t xml:space="preserve">[20] 정책브리핑(2020.2.6), ESS 화재사고 원인 및 안전대책 </w:t>
       </w:r>
-      <w:hyperlink w:history="1" r:id="rId5pw3hbksnqwigb2_vypro">
+      <w:hyperlink w:history="1" r:id="rIds0nlowdqwgiaaqg9nwmca">
         <w:r>
           <w:rPr>
             <w:rFonts w:ascii="Pretendard" w:cs="Pretendard" w:eastAsia="Pretendard" w:hAnsi="Pretendard"/>
@@ -30385,7 +30385,7 @@
         </w:rPr>
         <w:t xml:space="preserve">[21] 전기안전관리법 시행규칙 별표4(2024.6.25 개정) </w:t>
       </w:r>
-      <w:hyperlink w:history="1" r:id="rIdqgor_qbgczk8k4kpwimup">
+      <w:hyperlink w:history="1" r:id="rIdiwtwoutfezhvuxlimyc3t">
         <w:r>
           <w:rPr>
             <w:rFonts w:ascii="Pretendard" w:cs="Pretendard" w:eastAsia="Pretendard" w:hAnsi="Pretendard"/>
@@ -30410,7 +30410,7 @@
         </w:rPr>
         <w:t xml:space="preserve">[22] US DOE, Technical Targets for Proton Exchange Membrane Electrolysis </w:t>
       </w:r>
-      <w:hyperlink w:history="1" r:id="rIdejogljih-xgcnc6bf66sw">
+      <w:hyperlink w:history="1" r:id="rId7m7gd_vtcsgg20ydl1fpi">
         <w:r>
           <w:rPr>
             <w:rFonts w:ascii="Pretendard" w:cs="Pretendard" w:eastAsia="Pretendard" w:hAnsi="Pretendard"/>
@@ -30435,7 +30435,7 @@
         </w:rPr>
         <w:t xml:space="preserve">[23] IRENA (2020), Green Hydrogen Cost Reduction </w:t>
       </w:r>
-      <w:hyperlink w:history="1" r:id="rIdnkmguuh3xk7j7ram93anh">
+      <w:hyperlink w:history="1" r:id="rIdbadd6mnbd6wnvmq0k1fmv">
         <w:r>
           <w:rPr>
             <w:rFonts w:ascii="Pretendard" w:cs="Pretendard" w:eastAsia="Pretendard" w:hAnsi="Pretendard"/>
@@ -30460,7 +30460,7 @@
         </w:rPr>
         <w:t xml:space="preserve">[24] EPRI (2022), Technology Brief: Water Electrolyzer Stack Degradation </w:t>
       </w:r>
-      <w:hyperlink w:history="1" r:id="rIddlbhye1rkuian6wxw_2s5">
+      <w:hyperlink w:history="1" r:id="rIdjnk5a_ve8hzohpxgyrokb">
         <w:r>
           <w:rPr>
             <w:rFonts w:ascii="Pretendard" w:cs="Pretendard" w:eastAsia="Pretendard" w:hAnsi="Pretendard"/>
@@ -30485,7 +30485,7 @@
         </w:rPr>
         <w:t xml:space="preserve">[25] Clean Hydrogen JU, SRIA Key Performance Indicators </w:t>
       </w:r>
-      <w:hyperlink w:history="1" r:id="rIdxawwt21h_0dutq0kznamr">
+      <w:hyperlink w:history="1" r:id="rIdfn_2d8ajyinn2k7h9d-gq">
         <w:r>
           <w:rPr>
             <w:rFonts w:ascii="Pretendard" w:cs="Pretendard" w:eastAsia="Pretendard" w:hAnsi="Pretendard"/>
@@ -30510,7 +30510,7 @@
         </w:rPr>
         <w:t xml:space="preserve">[26] Weiß et al. (2019), Impact of Intermittent Operation on Lifetime and Performance of a PEM Water Electrolyzer (J. Electrochem. Soc.) </w:t>
       </w:r>
-      <w:hyperlink w:history="1" r:id="rIdekiub1tc9_ih1dfn5aqin">
+      <w:hyperlink w:history="1" r:id="rId_zts0a3kxcv2bg2hp6lpd">
         <w:r>
           <w:rPr>
             <w:rFonts w:ascii="Pretendard" w:cs="Pretendard" w:eastAsia="Pretendard" w:hAnsi="Pretendard"/>
@@ -30535,7 +30535,7 @@
         </w:rPr>
         <w:t xml:space="preserve">[27] JRC, EU Harmonised Terminology for Low-Temperature Water Electrolysis (JRC112082) </w:t>
       </w:r>
-      <w:hyperlink w:history="1" r:id="rIdole1hm0d_ldbh17kdk7a0">
+      <w:hyperlink w:history="1" r:id="rIdrnx_uymk7qan1v8d-0lbm">
         <w:r>
           <w:rPr>
             <w:rFonts w:ascii="Pretendard" w:cs="Pretendard" w:eastAsia="Pretendard" w:hAnsi="Pretendard"/>
@@ -30560,7 +30560,7 @@
         </w:rPr>
         <w:t xml:space="preserve">[28] Clean Hydrogen JU, EU Harmonised Accelerated Stress Testing Protocols for Low-Temperature Water Electrolysis </w:t>
       </w:r>
-      <w:hyperlink w:history="1" r:id="rIdr40btdthnhjrsc6zss4aa">
+      <w:hyperlink w:history="1" r:id="rIdz-yb6wi-lhn0srcs_ciss">
         <w:r>
           <w:rPr>
             <w:rFonts w:ascii="Pretendard" w:cs="Pretendard" w:eastAsia="Pretendard" w:hAnsi="Pretendard"/>
@@ -30585,7 +30585,7 @@
         </w:rPr>
         <w:t xml:space="preserve">[29] EIGA Doc 246/23, Guideline for Small Scale Hydrogen Production </w:t>
       </w:r>
-      <w:hyperlink w:history="1" r:id="rIdmnpzarclrpnuztwdaiavo">
+      <w:hyperlink w:history="1" r:id="rId4czechgfkopnfedmjtw52">
         <w:r>
           <w:rPr>
             <w:rFonts w:ascii="Pretendard" w:cs="Pretendard" w:eastAsia="Pretendard" w:hAnsi="Pretendard"/>
@@ -30610,7 +30610,7 @@
         </w:rPr>
         <w:t xml:space="preserve">[30] KGS AH271(2025), 수전해설비 제조의 시설·기술·검사 기준 </w:t>
       </w:r>
-      <w:hyperlink w:history="1" r:id="rId0xaa0dknwpkeu2akywxfi">
+      <w:hyperlink w:history="1" r:id="rIdxjskqjpj3tepqkpnxpolo">
         <w:r>
           <w:rPr>
             <w:rFonts w:ascii="Pretendard" w:cs="Pretendard" w:eastAsia="Pretendard" w:hAnsi="Pretendard"/>
@@ -30635,7 +30635,7 @@
         </w:rPr>
         <w:t xml:space="preserve">[31] KGS FU671(2025), 수소연료사용시설의 시설·기술·검사 기준 </w:t>
       </w:r>
-      <w:hyperlink w:history="1" r:id="rIddp9088d13cacbwzwp2pt8">
+      <w:hyperlink w:history="1" r:id="rIdlh5364os8ifkzfll1vv7j">
         <w:r>
           <w:rPr>
             <w:rFonts w:ascii="Pretendard" w:cs="Pretendard" w:eastAsia="Pretendard" w:hAnsi="Pretendard"/>
@@ -30660,7 +30660,7 @@
         </w:rPr>
         <w:t xml:space="preserve">[32] 수소경제 육성 및 수소 안전관리에 관한 법률 시행령(제50조) </w:t>
       </w:r>
-      <w:hyperlink w:history="1" r:id="rId9jpxbduiruarrjuro-pqn">
+      <w:hyperlink w:history="1" r:id="rIdbkzdchhsdogvpe4pep2be">
         <w:r>
           <w:rPr>
             <w:rFonts w:ascii="Pretendard" w:cs="Pretendard" w:eastAsia="Pretendard" w:hAnsi="Pretendard"/>
@@ -30685,7 +30685,7 @@
         </w:rPr>
         <w:t xml:space="preserve">[33] 고압가스 안전관리법 시행규칙 별표19(2026.6.11 개정) </w:t>
       </w:r>
-      <w:hyperlink w:history="1" r:id="rIdektxtrzbpq5qhiyc3kwcn">
+      <w:hyperlink w:history="1" r:id="rIda_mcd1vrlzc7s0afhihlm">
         <w:r>
           <w:rPr>
             <w:rFonts w:ascii="Pretendard" w:cs="Pretendard" w:eastAsia="Pretendard" w:hAnsi="Pretendard"/>
@@ -30710,7 +30710,7 @@
         </w:rPr>
         <w:t xml:space="preserve">[34] 고압가스 안전관리법 시행규칙 별표22(2026.6.11 개정) </w:t>
       </w:r>
-      <w:hyperlink w:history="1" r:id="rId499edsihcwsik8mt10-xp">
+      <w:hyperlink w:history="1" r:id="rIdzze26wta36s0wicrqeqtl">
         <w:r>
           <w:rPr>
             <w:rFonts w:ascii="Pretendard" w:cs="Pretendard" w:eastAsia="Pretendard" w:hAnsi="Pretendard"/>
@@ -30735,7 +30735,7 @@
         </w:rPr>
         <w:t xml:space="preserve">[35] 고압가스 안전관리법 시행규칙 별표4(안전밸브 조정·압력계 검사) </w:t>
       </w:r>
-      <w:hyperlink w:history="1" r:id="rId2yvidaip-ywar4wp9sf2j">
+      <w:hyperlink w:history="1" r:id="rIdsldzveg4dfbn2qyfl15li">
         <w:r>
           <w:rPr>
             <w:rFonts w:ascii="Pretendard" w:cs="Pretendard" w:eastAsia="Pretendard" w:hAnsi="Pretendard"/>
@@ -30760,7 +30760,7 @@
         </w:rPr>
         <w:t xml:space="preserve">[36] NREL, Retail Hydrogen Station Reliability Status and Advances </w:t>
       </w:r>
-      <w:hyperlink w:history="1" r:id="rId-8qgvhm8tjgen9vkuekbz">
+      <w:hyperlink w:history="1" r:id="rIdiauaznfog8zyzmluegdpm">
         <w:r>
           <w:rPr>
             <w:rFonts w:ascii="Pretendard" w:cs="Pretendard" w:eastAsia="Pretendard" w:hAnsi="Pretendard"/>
@@ -30785,7 +30785,7 @@
         </w:rPr>
         <w:t xml:space="preserve">[37] NREL, Hydrogen Safety Sensor Performance and Use Gap Analysis </w:t>
       </w:r>
-      <w:hyperlink w:history="1" r:id="rIdcd1c2vahiujsbil43cjei">
+      <w:hyperlink w:history="1" r:id="rIdnews1ej0_siei6mhhpt3h">
         <w:r>
           <w:rPr>
             <w:rFonts w:ascii="Pretendard" w:cs="Pretendard" w:eastAsia="Pretendard" w:hAnsi="Pretendard"/>
@@ -30810,7 +30810,7 @@
         </w:rPr>
         <w:t xml:space="preserve">[38] US DOE, Technical Targets for Fuel Cell Systems for Stationary Combined Heat and Power </w:t>
       </w:r>
-      <w:hyperlink w:history="1" r:id="rIdota21lydph6xkuncpwj00">
+      <w:hyperlink w:history="1" r:id="rId7ci-dhv37omvgsit8_3td">
         <w:r>
           <w:rPr>
             <w:rFonts w:ascii="Pretendard" w:cs="Pretendard" w:eastAsia="Pretendard" w:hAnsi="Pretendard"/>
@@ -30835,7 +30835,7 @@
         </w:rPr>
         <w:t xml:space="preserve">[39] US EPA, Catalog of CHP Technologies, Section 6: Fuel Cells </w:t>
       </w:r>
-      <w:hyperlink w:history="1" r:id="rIdm8_acv-lg8pl0hgqnhruj">
+      <w:hyperlink w:history="1" r:id="rId5u-ahgovkw6clm1yj6htg">
         <w:r>
           <w:rPr>
             <w:rFonts w:ascii="Pretendard" w:cs="Pretendard" w:eastAsia="Pretendard" w:hAnsi="Pretendard"/>
@@ -30860,7 +30860,7 @@
         </w:rPr>
         <w:t xml:space="preserve">[40] MDPI Energies (2023), 차량용 PEMFC 열화 예측 리뷰(Pei et al. 2008 인용) </w:t>
       </w:r>
-      <w:hyperlink w:history="1" r:id="rId6swovkyleqak6vli3jq76">
+      <w:hyperlink w:history="1" r:id="rIdduh6re1_klycbxdp_x_sx">
         <w:r>
           <w:rPr>
             <w:rFonts w:ascii="Pretendard" w:cs="Pretendard" w:eastAsia="Pretendard" w:hAnsi="Pretendard"/>
@@ -30885,7 +30885,7 @@
         </w:rPr>
         <w:t xml:space="preserve">[41] NREL, Stationary Fuel Cell System Composite Data Products (TP-5400-60796) </w:t>
       </w:r>
-      <w:hyperlink w:history="1" r:id="rId97h1tk11i29-zvnnssiha">
+      <w:hyperlink w:history="1" r:id="rId4a4hgbw9dfsokddypmimq">
         <w:r>
           <w:rPr>
             <w:rFonts w:ascii="Pretendard" w:cs="Pretendard" w:eastAsia="Pretendard" w:hAnsi="Pretendard"/>
@@ -30910,7 +30910,7 @@
         </w:rPr>
         <w:t xml:space="preserve">[42] Magesh et al. (Stanford, 2024), Hallucination-Free? Assessing the Reliability of Leading AI Legal Research Tools </w:t>
       </w:r>
-      <w:hyperlink w:history="1" r:id="rId2sbo5dwfsx89pwza4fer6">
+      <w:hyperlink w:history="1" r:id="rIdoxgsmsbjks98wwxph2uue">
         <w:r>
           <w:rPr>
             <w:rFonts w:ascii="Pretendard" w:cs="Pretendard" w:eastAsia="Pretendard" w:hAnsi="Pretendard"/>
@@ -30935,7 +30935,7 @@
         </w:rPr>
         <w:t xml:space="preserve">[43] 한전 분산형전원 배전계통 연계 기술기준 </w:t>
       </w:r>
-      <w:hyperlink w:history="1" r:id="rId_ho2ftumusvbm9txbj0i7">
+      <w:hyperlink w:history="1" r:id="rIdeypaozazasbcfrzqwjxz9">
         <w:r>
           <w:rPr>
             <w:rFonts w:ascii="Pretendard" w:cs="Pretendard" w:eastAsia="Pretendard" w:hAnsi="Pretendard"/>
@@ -30960,7 +30960,7 @@
         </w:rPr>
         <w:t xml:space="preserve">[44] 한국전기안전공사 ESS 화재 자료(2024 국정감사, ZDNet 보도) </w:t>
       </w:r>
-      <w:hyperlink w:history="1" r:id="rIdri4fnsjpxmgfvbv8pd8-x">
+      <w:hyperlink w:history="1" r:id="rIdkhzrwvtkvwyryh9etd3j1">
         <w:r>
           <w:rPr>
             <w:rFonts w:ascii="Pretendard" w:cs="Pretendard" w:eastAsia="Pretendard" w:hAnsi="Pretendard"/>
@@ -30985,7 +30985,7 @@
         </w:rPr>
         <w:t xml:space="preserve">[45] IEA AFC TCP, Stationary Fuel Cell Applications 2021 </w:t>
       </w:r>
-      <w:hyperlink w:history="1" r:id="rId1wrbrfyjcgveu1ng7l4y0">
+      <w:hyperlink w:history="1" r:id="rIdsdpteciaclh2dkrhzjfpk">
         <w:r>
           <w:rPr>
             <w:rFonts w:ascii="Pretendard" w:cs="Pretendard" w:eastAsia="Pretendard" w:hAnsi="Pretendard"/>
@@ -31010,7 +31010,7 @@
         </w:rPr>
         <w:t xml:space="preserve">[46] ACCURE, BESS 사례 연구 </w:t>
       </w:r>
-      <w:hyperlink w:history="1" r:id="rIddji9jsivrgl5kkitmtgxw">
+      <w:hyperlink w:history="1" r:id="rIdugdp-ct-pqwywtyqabhdm">
         <w:r>
           <w:rPr>
             <w:rFonts w:ascii="Pretendard" w:cs="Pretendard" w:eastAsia="Pretendard" w:hAnsi="Pretendard"/>
@@ -31035,7 +31035,7 @@
         </w:rPr>
         <w:t xml:space="preserve">[47] EFRC, API 618 6th edition 검토 보고서 </w:t>
       </w:r>
-      <w:hyperlink w:history="1" r:id="rIdcochw_zxgoquujsytslsk">
+      <w:hyperlink w:history="1" r:id="rIdnxi0ujsb8fzjbo8orsjsk">
         <w:r>
           <w:rPr>
             <w:rFonts w:ascii="Pretendard" w:cs="Pretendard" w:eastAsia="Pretendard" w:hAnsi="Pretendard"/>
@@ -31060,7 +31060,7 @@
         </w:rPr>
         <w:t xml:space="preserve">[48] NIST SP 800-82 Rev.3, Guide to OT Security </w:t>
       </w:r>
-      <w:hyperlink w:history="1" r:id="rIdi65hmtvgwatolqtjbrsct">
+      <w:hyperlink w:history="1" r:id="rId67lpw--ffoxevzmxwwims">
         <w:r>
           <w:rPr>
             <w:rFonts w:ascii="Pretendard" w:cs="Pretendard" w:eastAsia="Pretendard" w:hAnsi="Pretendard"/>
@@ -31085,7 +31085,7 @@
         </w:rPr>
         <w:t xml:space="preserve">[49] ISA/IEC 62443 Series of Standards </w:t>
       </w:r>
-      <w:hyperlink w:history="1" r:id="rIdbmitkzfit5j4c1hhznue-">
+      <w:hyperlink w:history="1" r:id="rIdnozdhvlclswpwzvs7nwke">
         <w:r>
           <w:rPr>
             <w:rFonts w:ascii="Pretendard" w:cs="Pretendard" w:eastAsia="Pretendard" w:hAnsi="Pretendard"/>
@@ -31110,7 +31110,7 @@
         </w:rPr>
         <w:t xml:space="preserve">[50] ISO 14224 설비 분류체계 해설 </w:t>
       </w:r>
-      <w:hyperlink w:history="1" r:id="rIdslhs-_1vjm_g0bxwpqy25">
+      <w:hyperlink w:history="1" r:id="rIdwtfk8huti6euofrj_apn7">
         <w:r>
           <w:rPr>
             <w:rFonts w:ascii="Pretendard" w:cs="Pretendard" w:eastAsia="Pretendard" w:hAnsi="Pretendard"/>
@@ -31135,7 +31135,7 @@
         </w:rPr>
         <w:t xml:space="preserve">[51] SunSpec Alliance 정보 모델 </w:t>
       </w:r>
-      <w:hyperlink w:history="1" r:id="rIdbcrtiowsw_cwuz16uuxht">
+      <w:hyperlink w:history="1" r:id="rIdtvkhqrwmh5tqd5vregsgr">
         <w:r>
           <w:rPr>
             <w:rFonts w:ascii="Pretendard" w:cs="Pretendard" w:eastAsia="Pretendard" w:hAnsi="Pretendard"/>
@@ -31160,7 +31160,7 @@
         </w:rPr>
         <w:t xml:space="preserve">[52] 한국에너지공단 REMS 소개 및 연동안내(2019) </w:t>
       </w:r>
-      <w:hyperlink w:history="1" r:id="rIdv37fmqoe4xrie8nvbwa_a">
+      <w:hyperlink w:history="1" r:id="rIdll6mptvhmblfxwb87gb7b">
         <w:r>
           <w:rPr>
             <w:rFonts w:ascii="Pretendard" w:cs="Pretendard" w:eastAsia="Pretendard" w:hAnsi="Pretendard"/>
@@ -31185,7 +31185,7 @@
         </w:rPr>
         <w:t xml:space="preserve">[53] Jordan &amp; Kurtz, Photovoltaic Degradation Rates — An Analytical Review </w:t>
       </w:r>
-      <w:hyperlink w:history="1" r:id="rId_7hojwvywabe4f5qljvte">
+      <w:hyperlink w:history="1" r:id="rIdauaw2r53knkfzpaxtgpmd">
         <w:r>
           <w:rPr>
             <w:rFonts w:ascii="Pretendard" w:cs="Pretendard" w:eastAsia="Pretendard" w:hAnsi="Pretendard"/>
@@ -31210,7 +31210,7 @@
         </w:rPr>
         <w:t xml:space="preserve">[54] Naumann et al. 2018, Calendar aging of commercial LiFePO4/graphite cell </w:t>
       </w:r>
-      <w:hyperlink w:history="1" r:id="rIdjscw3wzu7of1bhr_mjene">
+      <w:hyperlink w:history="1" r:id="rIdrv9lf3veiuwnokd1ogj7n">
         <w:r>
           <w:rPr>
             <w:rFonts w:ascii="Pretendard" w:cs="Pretendard" w:eastAsia="Pretendard" w:hAnsi="Pretendard"/>
@@ -31235,7 +31235,7 @@
         </w:rPr>
         <w:t xml:space="preserve">[55] Sandia(Preger et al. 2020), Degradation of Commercial Li-ion Cells </w:t>
       </w:r>
-      <w:hyperlink w:history="1" r:id="rIdmjcnifhzpdiozhalo01bo">
+      <w:hyperlink w:history="1" r:id="rIdqwuhernsyg6wocxybettb">
         <w:r>
           <w:rPr>
             <w:rFonts w:ascii="Pretendard" w:cs="Pretendard" w:eastAsia="Pretendard" w:hAnsi="Pretendard"/>
@@ -31260,7 +31260,7 @@
         </w:rPr>
         <w:t xml:space="preserve">[56] PDC Machines, Hydrogen Compressors for Refueling Stations </w:t>
       </w:r>
-      <w:hyperlink w:history="1" r:id="rIdq4w0tnfgirm9ykdlz7x6k">
+      <w:hyperlink w:history="1" r:id="rId6qdcxhhzavd1o_ubu7dmi">
         <w:r>
           <w:rPr>
             <w:rFonts w:ascii="Pretendard" w:cs="Pretendard" w:eastAsia="Pretendard" w:hAnsi="Pretendard"/>
@@ -31285,7 +31285,7 @@
         </w:rPr>
         <w:t xml:space="preserve">[57] IJHE 2023, Diagnosis of diaphragm state based on dynamic oil pressure </w:t>
       </w:r>
-      <w:hyperlink w:history="1" r:id="rIdfggel3cuhtoofszukbkq8">
+      <w:hyperlink w:history="1" r:id="rId-7x1m_v5l96abi9ugr5ld">
         <w:r>
           <w:rPr>
             <w:rFonts w:ascii="Pretendard" w:cs="Pretendard" w:eastAsia="Pretendard" w:hAnsi="Pretendard"/>
@@ -31310,7 +31310,7 @@
         </w:rPr>
         <w:t xml:space="preserve">[58] Micheli et al. 2021, Energy — 오염 세척 일정 최적화 </w:t>
       </w:r>
-      <w:hyperlink w:history="1" r:id="rIds2znbaupf7cy8oz0cpjbr">
+      <w:hyperlink w:history="1" r:id="rIdq2995nnvjpqt7rytfksqv">
         <w:r>
           <w:rPr>
             <w:rFonts w:ascii="Pretendard" w:cs="Pretendard" w:eastAsia="Pretendard" w:hAnsi="Pretendard"/>
@@ -31335,7 +31335,7 @@
         </w:rPr>
         <w:t xml:space="preserve">[59] 오원욱·천성일 2015, 태양전지 모듈의 소일링에 의한 성능 저하 </w:t>
       </w:r>
-      <w:hyperlink w:history="1" r:id="rIdgpbia0g9bvujynv9fmg_o">
+      <w:hyperlink w:history="1" r:id="rIdfzpeqafmn0qfnyqqyuk_p">
         <w:r>
           <w:rPr>
             <w:rFonts w:ascii="Pretendard" w:cs="Pretendard" w:eastAsia="Pretendard" w:hAnsi="Pretendard"/>
@@ -31360,7 +31360,7 @@
         </w:rPr>
         <w:t xml:space="preserve">[60] NREL Smith et al. 2017, Battery life model(열관리 영향) </w:t>
       </w:r>
-      <w:hyperlink w:history="1" r:id="rIdt_todmkfaspvg-yr3ldcp">
+      <w:hyperlink w:history="1" r:id="rIdr9pbl6gt0a0t1dj965-gb">
         <w:r>
           <w:rPr>
             <w:rFonts w:ascii="Pretendard" w:cs="Pretendard" w:eastAsia="Pretendard" w:hAnsi="Pretendard"/>
@@ -31385,7 +31385,7 @@
         </w:rPr>
         <w:t xml:space="preserve">[61] Chandran et al. 2022, Scientific Reports — PEMFC 부하 사이클 열화 </w:t>
       </w:r>
-      <w:hyperlink w:history="1" r:id="rIdhlc44rtke_-pcejj0bqgu">
+      <w:hyperlink w:history="1" r:id="rIdmggg9a90ltaku1phvles7">
         <w:r>
           <w:rPr>
             <w:rFonts w:ascii="Pretendard" w:cs="Pretendard" w:eastAsia="Pretendard" w:hAnsi="Pretendard"/>
@@ -31410,7 +31410,7 @@
         </w:rPr>
         <w:t xml:space="preserve">[62] 산업통상자원부, ESS 화재 원인조사와 안전강화 대책 </w:t>
       </w:r>
-      <w:hyperlink w:history="1" r:id="rId7p-_wch1ifa_hywdcckfj">
+      <w:hyperlink w:history="1" r:id="rIdilypvupgir6du8xlo5snl">
         <w:r>
           <w:rPr>
             <w:rFonts w:ascii="Pretendard" w:cs="Pretendard" w:eastAsia="Pretendard" w:hAnsi="Pretendard"/>
@@ -31435,7 +31435,7 @@
         </w:rPr>
         <w:t xml:space="preserve">[63] Audibert et al. 2022, Do Deep Neural Networks Contribute to Multivariate Time Series Anomaly Detection? </w:t>
       </w:r>
-      <w:hyperlink w:history="1" r:id="rId4k2hzix9aqkwbgsdkgcif">
+      <w:hyperlink w:history="1" r:id="rIdpi8uw-z0-c77prhyqxt3k">
         <w:r>
           <w:rPr>
             <w:rFonts w:ascii="Pretendard" w:cs="Pretendard" w:eastAsia="Pretendard" w:hAnsi="Pretendard"/>
@@ -31460,7 +31460,7 @@
         </w:rPr>
         <w:t xml:space="preserve">[64] Hundman et al. 2018, Detecting Spacecraft Anomalies Using LSTMs </w:t>
       </w:r>
-      <w:hyperlink w:history="1" r:id="rId0in2h9afqetpskfit3v8b">
+      <w:hyperlink w:history="1" r:id="rIdsy1dezirxkr4ha3zmfrs4">
         <w:r>
           <w:rPr>
             <w:rFonts w:ascii="Pretendard" w:cs="Pretendard" w:eastAsia="Pretendard" w:hAnsi="Pretendard"/>
@@ -31485,7 +31485,7 @@
         </w:rPr>
         <w:t xml:space="preserve">[65] Tan et al. 2024(NeurIPS), Are Language Models Actually Useful for Time Series Forecasting? </w:t>
       </w:r>
-      <w:hyperlink w:history="1" r:id="rIdr4eq4tqtdne_29x8pxlhx">
+      <w:hyperlink w:history="1" r:id="rIdtwh_3k4xihnnqvgwuno0s">
         <w:r>
           <w:rPr>
             <w:rFonts w:ascii="Pretendard" w:cs="Pretendard" w:eastAsia="Pretendard" w:hAnsi="Pretendard"/>
@@ -31510,7 +31510,7 @@
         </w:rPr>
         <w:t xml:space="preserve">[66] Gao et al. 2023, PAL: Program-aided Language Models </w:t>
       </w:r>
-      <w:hyperlink w:history="1" r:id="rIdf45v6rl-kztq8sd7pbupr">
+      <w:hyperlink w:history="1" r:id="rIdeegxiirbqs-idkyjrayzy">
         <w:r>
           <w:rPr>
             <w:rFonts w:ascii="Pretendard" w:cs="Pretendard" w:eastAsia="Pretendard" w:hAnsi="Pretendard"/>
@@ -31535,7 +31535,7 @@
         </w:rPr>
         <w:t xml:space="preserve">[67] IEA PVPS Task 13, Review on IR and EL Imaging for PV Field Applications </w:t>
       </w:r>
-      <w:hyperlink w:history="1" r:id="rIdm1uyqdocucy1ezrf43sxo">
+      <w:hyperlink w:history="1" r:id="rIdayw_gx1dro1ix2mj7st8n">
         <w:r>
           <w:rPr>
             <w:rFonts w:ascii="Pretendard" w:cs="Pretendard" w:eastAsia="Pretendard" w:hAnsi="Pretendard"/>
@@ -31560,7 +31560,7 @@
         </w:rPr>
         <w:t xml:space="preserve">[68] MIMOSA OSA-CBM(ISO 13374 구현) </w:t>
       </w:r>
-      <w:hyperlink w:history="1" r:id="rIdza7htv9vpcngeqvt_2pg0">
+      <w:hyperlink w:history="1" r:id="rIdupgqp_uyceq9aobkcv9qh">
         <w:r>
           <w:rPr>
             <w:rFonts w:ascii="Pretendard" w:cs="Pretendard" w:eastAsia="Pretendard" w:hAnsi="Pretendard"/>
@@ -31585,7 +31585,7 @@
         </w:rPr>
         <w:t xml:space="preserve">[69] 가평 2MW 청정수소발전 시스템 P&amp;ID — FCND-GP-PID-002 REV.2 (2026-07-17) </w:t>
       </w:r>
-      <w:hyperlink w:history="1" r:id="rIdnouvei2whyyoznuushori">
+      <w:hyperlink w:history="1" r:id="rIdi51jk2rsy_lowmrpyoqtm">
         <w:r>
           <w:rPr>
             <w:rFonts w:ascii="Pretendard" w:cs="Pretendard" w:eastAsia="Pretendard" w:hAnsi="Pretendard"/>
@@ -31610,7 +31610,7 @@
         </w:rPr>
         <w:t xml:space="preserve">[70] 고압가스 안전관리법 시행규칙 [별표 4] — 고압가스 제조의 시설·기술·검사 기준 </w:t>
       </w:r>
-      <w:hyperlink w:history="1" r:id="rIdj9plvrak_wawds9h8g_hp">
+      <w:hyperlink w:history="1" r:id="rIde-w9uftxo6pvzr9xdibv-">
         <w:r>
           <w:rPr>
             <w:rFonts w:ascii="Pretendard" w:cs="Pretendard" w:eastAsia="Pretendard" w:hAnsi="Pretendard"/>
@@ -31635,7 +31635,7 @@
         </w:rPr>
         <w:t xml:space="preserve">[71] 고압가스 안전관리법 시행규칙 [별표 1] — 저장능력 산정기준 </w:t>
       </w:r>
-      <w:hyperlink w:history="1" r:id="rIdwclctln6xn1ozlz5oubdt">
+      <w:hyperlink w:history="1" r:id="rIdwmudvotq_kuycus8wx0u6">
         <w:r>
           <w:rPr>
             <w:rFonts w:ascii="Pretendard" w:cs="Pretendard" w:eastAsia="Pretendard" w:hAnsi="Pretendard"/>
@@ -31660,7 +31660,7 @@
         </w:rPr>
         <w:t xml:space="preserve">[72] 고압가스 안전관리법 시행규칙 제2조(정의) — 국가법령정보센터 </w:t>
       </w:r>
-      <w:hyperlink w:history="1" r:id="rIdmhtwsemnu4boi7dtxernm">
+      <w:hyperlink w:history="1" r:id="rId9wgui2gbtfrx-e9mls6kj">
         <w:r>
           <w:rPr>
             <w:rFonts w:ascii="Pretendard" w:cs="Pretendard" w:eastAsia="Pretendard" w:hAnsi="Pretendard"/>
@@ -31685,7 +31685,7 @@
         </w:rPr>
         <w:t xml:space="preserve">[73] NexantECA — Making money out of thin air: Valorizing the oxygen byproduct of green hydrogen </w:t>
       </w:r>
-      <w:hyperlink w:history="1" r:id="rId32veobiemj9dn8ig_rpfc">
+      <w:hyperlink w:history="1" r:id="rIda90mahisq6lpzqpwnxqwd">
         <w:r>
           <w:rPr>
             <w:rFonts w:ascii="Pretendard" w:cs="Pretendard" w:eastAsia="Pretendard" w:hAnsi="Pretendard"/>
@@ -31710,7 +31710,7 @@
         </w:rPr>
         <w:t xml:space="preserve">[74] 물가자료 2024년 1월호 — 가스(공업실험용) 가격표 </w:t>
       </w:r>
-      <w:hyperlink w:history="1" r:id="rIdwukllzkzqeybtgsd5emgn">
+      <w:hyperlink w:history="1" r:id="rIdsvmsyhr0rg3pijdoqtrzl">
         <w:r>
           <w:rPr>
             <w:rFonts w:ascii="Pretendard" w:cs="Pretendard" w:eastAsia="Pretendard" w:hAnsi="Pretendard"/>
@@ -31735,7 +31735,7 @@
         </w:rPr>
         <w:t xml:space="preserve">[75] DOE — Technical Targets for Proton Exchange Membrane Electrolysis </w:t>
       </w:r>
-      <w:hyperlink w:history="1" r:id="rIdtzz2c69xdtcuv47iwhd1r">
+      <w:hyperlink w:history="1" r:id="rId0xwohwqndsznyv8uittxi">
         <w:r>
           <w:rPr>
             <w:rFonts w:ascii="Pretendard" w:cs="Pretendard" w:eastAsia="Pretendard" w:hAnsi="Pretendard"/>
@@ -31760,7 +31760,7 @@
         </w:rPr>
         <w:t xml:space="preserve">[76] Derez, Hoogsteyn, Delarue (KU Leuven) — Optimisation of Electrolyser Operation with Heat Integration (arXiv:2507.06796) </w:t>
       </w:r>
-      <w:hyperlink w:history="1" r:id="rIdz6wuhzvct4s-seszsj_mu">
+      <w:hyperlink w:history="1" r:id="rIdtfycldk2jwcmokk3zgn_4">
         <w:r>
           <w:rPr>
             <w:rFonts w:ascii="Pretendard" w:cs="Pretendard" w:eastAsia="Pretendard" w:hAnsi="Pretendard"/>
@@ -31785,7 +31785,7 @@
         </w:rPr>
         <w:t xml:space="preserve">[77] Ballard FCwave 제품 데이터시트 (2024-10-08) </w:t>
       </w:r>
-      <w:hyperlink w:history="1" r:id="rId4xirng9lixb4-e7oge7g3">
+      <w:hyperlink w:history="1" r:id="rIdyjzjuqg0bw7rgbzarbob4">
         <w:r>
           <w:rPr>
             <w:rFonts w:ascii="Pretendard" w:cs="Pretendard" w:eastAsia="Pretendard" w:hAnsi="Pretendard"/>
@@ -31810,7 +31810,7 @@
         </w:rPr>
         <w:t xml:space="preserve">[78] MID Class 2 &amp; EN 1434 Heat Meters — 정합 온도센서 쌍 요건 해설 </w:t>
       </w:r>
-      <w:hyperlink w:history="1" r:id="rIdxtlh-n9qgv7mrisar_dn8">
+      <w:hyperlink w:history="1" r:id="rId-6rtf2fdgkmsjiea-gvmp">
         <w:r>
           <w:rPr>
             <w:rFonts w:ascii="Pretendard" w:cs="Pretendard" w:eastAsia="Pretendard" w:hAnsi="Pretendard"/>
@@ -31835,7 +31835,7 @@
         </w:rPr>
         <w:t xml:space="preserve">[79] ASTM D1193-06(2018) Standard Specification for Reagent Water </w:t>
       </w:r>
-      <w:hyperlink w:history="1" r:id="rIdsz2vpkbpzzuigbqnumr6f">
+      <w:hyperlink w:history="1" r:id="rIdoliondo1smvqyckhmg92m">
         <w:r>
           <w:rPr>
             <w:rFonts w:ascii="Pretendard" w:cs="Pretendard" w:eastAsia="Pretendard" w:hAnsi="Pretendard"/>
@@ -31860,7 +31860,7 @@
         </w:rPr>
         <w:t xml:space="preserve">[80] EUROWATER(Grundfos) — Keeping the water inside electrolyzers ultrapure </w:t>
       </w:r>
-      <w:hyperlink w:history="1" r:id="rIdba3yxlxoof4czqnnozoe8">
+      <w:hyperlink w:history="1" r:id="rIdaw_abm9mzg30jatmm6ngc">
         <w:r>
           <w:rPr>
             <w:rFonts w:ascii="Pretendard" w:cs="Pretendard" w:eastAsia="Pretendard" w:hAnsi="Pretendard"/>
@@ -31885,7 +31885,7 @@
         </w:rPr>
         <w:t xml:space="preserve">[81] NIST Chemistry WebBook — Hydrogen thermophysical properties </w:t>
       </w:r>
-      <w:hyperlink w:history="1" r:id="rIduotxpr3sxfoa4cxwwamc7">
+      <w:hyperlink w:history="1" r:id="rIdllfbr95wdmxkbx80n-cty">
         <w:r>
           <w:rPr>
             <w:rFonts w:ascii="Pretendard" w:cs="Pretendard" w:eastAsia="Pretendard" w:hAnsi="Pretendard"/>
@@ -31910,7 +31910,7 @@
         </w:rPr>
         <w:t xml:space="preserve">[82] HyRAM 1.0 Technical Reference Manual (SAND2015-10216) — Sandia / h2tools </w:t>
       </w:r>
-      <w:hyperlink w:history="1" r:id="rId5pgooo-up2m44_hvyzati">
+      <w:hyperlink w:history="1" r:id="rIdjfjgitydwb004luhtqltx">
         <w:r>
           <w:rPr>
             <w:rFonts w:ascii="Pretendard" w:cs="Pretendard" w:eastAsia="Pretendard" w:hAnsi="Pretendard"/>
@@ -31935,7 +31935,7 @@
         </w:rPr>
         <w:t xml:space="preserve">[83] EN 334:2019 Gas pressure regulators for inlet pressure up to 10 MPa </w:t>
       </w:r>
-      <w:hyperlink w:history="1" r:id="rIdwcwvgmdadlv2kta8iexar">
+      <w:hyperlink w:history="1" r:id="rIdfvee3qeep25qa8wl2jgqp">
         <w:r>
           <w:rPr>
             <w:rFonts w:ascii="Pretendard" w:cs="Pretendard" w:eastAsia="Pretendard" w:hAnsi="Pretendard"/>
@@ -31960,7 +31960,7 @@
         </w:rPr>
         <w:t xml:space="preserve">[84] TESCOM Technical Training — Pressure Regulators Explained (공급압 효과) </w:t>
       </w:r>
-      <w:hyperlink w:history="1" r:id="rIdguygfjukz6aopzbnespo5">
+      <w:hyperlink w:history="1" r:id="rIdfxigdbj4_9zxhor8f3mcz">
         <w:r>
           <w:rPr>
             <w:rFonts w:ascii="Pretendard" w:cs="Pretendard" w:eastAsia="Pretendard" w:hAnsi="Pretendard"/>
@@ -31985,7 +31985,7 @@
         </w:rPr>
         <w:t xml:space="preserve">[85] OIML R 139 — Compressed Gaseous Fuel Measuring Systems for Vehicles (h2tools) </w:t>
       </w:r>
-      <w:hyperlink w:history="1" r:id="rIdo1ixespcfaff7wrmw-7gj">
+      <w:hyperlink w:history="1" r:id="rIdrr-ivghone9wpm4m91595">
         <w:r>
           <w:rPr>
             <w:rFonts w:ascii="Pretendard" w:cs="Pretendard" w:eastAsia="Pretendard" w:hAnsi="Pretendard"/>
@@ -32010,7 +32010,7 @@
         </w:rPr>
         <w:t xml:space="preserve">[86] 수소유통정보시스템 — 판매가격 정보 </w:t>
       </w:r>
-      <w:hyperlink w:history="1" r:id="rIdvfdu_4fbsq2zns_j1h1qv">
+      <w:hyperlink w:history="1" r:id="rIdw6ruprbvd2rroeot6lp8z">
         <w:r>
           <w:rPr>
             <w:rFonts w:ascii="Pretendard" w:cs="Pretendard" w:eastAsia="Pretendard" w:hAnsi="Pretendard"/>

--- a/docs/reports/태양광·수소 데이터수집·AI분석 예상안.docx
+++ b/docs/reports/태양광·수소 데이터수집·AI분석 예상안.docx
@@ -116,7 +116,7 @@
           <w:sz w:val="24"/>
           <w:szCs w:val="24"/>
         </w:rPr>
-        <w:t xml:space="preserve">작성일 2026. 09. 17 (제2판 · 초판 2026. 09. 14)</w:t>
+        <w:t xml:space="preserve">작성일 2026. 09. 22 (제3판 · 초판 2026. 09. 14)</w:t>
       </w:r>
     </w:p>
     <w:p>
@@ -21116,7 +21116,7 @@
           <w:sz w:val="21"/>
           <w:szCs w:val="21"/>
         </w:rPr>
-        <w:t xml:space="preserve">신설 요청 52행(필수 37·권장 15, 계기 39점)</w:t>
+        <w:t xml:space="preserve">신설 요청 53행(필수 37·권장 16, 계기 39점)</w:t>
       </w:r>
       <w:r>
         <w:rPr>
@@ -21596,7 +21596,7 @@
                 <w:sz w:val="18"/>
                 <w:szCs w:val="18"/>
               </w:rPr>
-              <w:t xml:space="preserve">미설치 요청 52행</w:t>
+              <w:t xml:space="preserve">미설치 요청 53행</w:t>
             </w:r>
             <w:r>
               <w:rPr>
@@ -25401,7 +25401,7 @@
           <w:sz w:val="21"/>
           <w:szCs w:val="21"/>
         </w:rPr>
-        <w:t xml:space="preserve">52행(계기 39점)</w:t>
+        <w:t xml:space="preserve">53행(계기 39점)</w:t>
       </w:r>
       <w:r>
         <w:rPr>
@@ -25412,7 +25412,7 @@
           <w:sz w:val="21"/>
           <w:szCs w:val="21"/>
         </w:rPr>
-        <w:t xml:space="preserve">을 신설 요청 목록으로 정리했습니다. 각 행에는 권장 주기와 요구 정확도, 그리고 </w:t>
+        <w:t xml:space="preserve">을 신설 요청 목록으로 정리했습니다. 이 중 한 행은 새 계기가 필요 없이 전해조 PLC가 이미 세고 있는 값을 태그로 내보내 달라는 요청입니다. 각 행에는 권장 주기와 요구 정확도, 그리고 </w:t>
       </w:r>
       <w:r>
         <w:rPr>
@@ -26396,6 +26396,192 @@
                 <w:sz w:val="18"/>
                 <w:szCs w:val="18"/>
               </w:rPr>
+              <w:t xml:space="preserve">전해조 퍼지</w:t>
+            </w:r>
+          </w:p>
+        </w:tc>
+        <w:tc>
+          <w:tcPr>
+            <w:tcW w:type="dxa" w:w="503"/>
+            <w:tcBorders>
+              <w:top w:val="single" w:color="C9D0DA" w:sz="4"/>
+              <w:left w:val="single" w:color="C9D0DA" w:sz="4"/>
+              <w:bottom w:val="single" w:color="C9D0DA" w:sz="4"/>
+              <w:right w:val="single" w:color="C9D0DA" w:sz="4"/>
+            </w:tcBorders>
+            <w:tcMar>
+              <w:top w:type="dxa" w:w="18"/>
+              <w:left w:type="dxa" w:w="80"/>
+              <w:bottom w:type="dxa" w:w="18"/>
+              <w:right w:type="dxa" w:w="80"/>
+            </w:tcMar>
+            <w:vAlign w:val="center"/>
+          </w:tcPr>
+          <w:p>
+            <w:pPr>
+              <w:spacing w:after="0" w:before="0" w:line="246"/>
+              <w:jc w:val="center"/>
+            </w:pPr>
+            <w:r>
+              <w:rPr>
+                <w:rFonts w:ascii="Pretendard" w:cs="Pretendard" w:eastAsia="Pretendard" w:hAnsi="Pretendard"/>
+                <w:b w:val="false"/>
+                <w:bCs w:val="false"/>
+                <w:color w:val="222222"/>
+                <w:sz w:val="18"/>
+                <w:szCs w:val="18"/>
+              </w:rPr>
+              <w:t xml:space="preserve">1</w:t>
+            </w:r>
+          </w:p>
+        </w:tc>
+        <w:tc>
+          <w:tcPr>
+            <w:tcW w:type="dxa" w:w="3948"/>
+            <w:tcBorders>
+              <w:top w:val="single" w:color="C9D0DA" w:sz="4"/>
+              <w:left w:val="single" w:color="C9D0DA" w:sz="4"/>
+              <w:bottom w:val="single" w:color="C9D0DA" w:sz="4"/>
+              <w:right w:val="single" w:color="C9D0DA" w:sz="4"/>
+            </w:tcBorders>
+            <w:tcMar>
+              <w:top w:type="dxa" w:w="18"/>
+              <w:left w:type="dxa" w:w="80"/>
+              <w:bottom w:type="dxa" w:w="18"/>
+              <w:right w:type="dxa" w:w="80"/>
+            </w:tcMar>
+            <w:vAlign w:val="center"/>
+          </w:tcPr>
+          <w:p>
+            <w:pPr>
+              <w:spacing w:after="0" w:before="0" w:line="246"/>
+              <w:jc w:val="left"/>
+            </w:pPr>
+            <w:r>
+              <w:rPr>
+                <w:rFonts w:ascii="Pretendard" w:cs="Pretendard" w:eastAsia="Pretendard" w:hAnsi="Pretendard"/>
+                <w:b w:val="false"/>
+                <w:bCs w:val="false"/>
+                <w:color w:val="222222"/>
+                <w:sz w:val="18"/>
+                <w:szCs w:val="18"/>
+              </w:rPr>
+              <w:t xml:space="preserve">전해조 PLC의 수소측 퍼지 누적 카운터(300초 주기) — </w:t>
+            </w:r>
+            <w:r>
+              <w:rPr>
+                <w:rFonts w:ascii="Pretendard" w:cs="Pretendard" w:eastAsia="Pretendard" w:hAnsi="Pretendard"/>
+                <w:b/>
+                <w:bCs/>
+                <w:color w:val="222222"/>
+                <w:sz w:val="18"/>
+                <w:szCs w:val="18"/>
+              </w:rPr>
+              <w:t xml:space="preserve">새 계기가 필요 없습니다.</w:t>
+            </w:r>
+            <w:r>
+              <w:rPr>
+                <w:rFonts w:ascii="Pretendard" w:cs="Pretendard" w:eastAsia="Pretendard" w:hAnsi="Pretendard"/>
+                <w:b w:val="false"/>
+                <w:bCs w:val="false"/>
+                <w:color w:val="222222"/>
+                <w:sz w:val="18"/>
+                <w:szCs w:val="18"/>
+              </w:rPr>
+              <w:t xml:space="preserve"> 리셋 조건과 그 시각, 가능하면 퍼지 1회당 방출량 실측값을 함께 받습니다</w:t>
+            </w:r>
+          </w:p>
+        </w:tc>
+        <w:tc>
+          <w:tcPr>
+            <w:tcW w:type="dxa" w:w="3194"/>
+            <w:tcBorders>
+              <w:top w:val="single" w:color="C9D0DA" w:sz="4"/>
+              <w:left w:val="single" w:color="C9D0DA" w:sz="4"/>
+              <w:bottom w:val="single" w:color="C9D0DA" w:sz="4"/>
+              <w:right w:val="single" w:color="C9D0DA" w:sz="4"/>
+            </w:tcBorders>
+            <w:tcMar>
+              <w:top w:type="dxa" w:w="18"/>
+              <w:left w:type="dxa" w:w="80"/>
+              <w:bottom w:type="dxa" w:w="18"/>
+              <w:right w:type="dxa" w:w="80"/>
+            </w:tcMar>
+            <w:vAlign w:val="center"/>
+          </w:tcPr>
+          <w:p>
+            <w:pPr>
+              <w:spacing w:after="0" w:before="0" w:line="246"/>
+              <w:jc w:val="left"/>
+            </w:pPr>
+            <w:r>
+              <w:rPr>
+                <w:rFonts w:ascii="Pretendard" w:cs="Pretendard" w:eastAsia="Pretendard" w:hAnsi="Pretendard"/>
+                <w:b w:val="false"/>
+                <w:bCs w:val="false"/>
+                <w:color w:val="222222"/>
+                <w:sz w:val="18"/>
+                <w:szCs w:val="18"/>
+              </w:rPr>
+              <w:t xml:space="preserve">전해조 비에너지가 올랐을 때 </w:t>
+            </w:r>
+            <w:r>
+              <w:rPr>
+                <w:rFonts w:ascii="Pretendard" w:cs="Pretendard" w:eastAsia="Pretendard" w:hAnsi="Pretendard"/>
+                <w:b/>
+                <w:bCs/>
+                <w:color w:val="222222"/>
+                <w:sz w:val="18"/>
+                <w:szCs w:val="18"/>
+              </w:rPr>
+              <w:t xml:space="preserve">원인이 퍼지 손실인지 가르는 판별 근거</w:t>
+            </w:r>
+            <w:r>
+              <w:rPr>
+                <w:rFonts w:ascii="Pretendard" w:cs="Pretendard" w:eastAsia="Pretendard" w:hAnsi="Pretendard"/>
+                <w:b w:val="false"/>
+                <w:bCs w:val="false"/>
+                <w:color w:val="222222"/>
+                <w:sz w:val="18"/>
+                <w:szCs w:val="18"/>
+              </w:rPr>
+              <w:t xml:space="preserve">. 없으면 그 판정이 ‘데이터없음’으로 남습니다</w:t>
+            </w:r>
+          </w:p>
+        </w:tc>
+      </w:tr>
+      <w:tr>
+        <w:tc>
+          <w:tcPr>
+            <w:tcW w:type="dxa" w:w="1427"/>
+            <w:tcBorders>
+              <w:top w:val="single" w:color="C9D0DA" w:sz="4"/>
+              <w:left w:val="single" w:color="C9D0DA" w:sz="4"/>
+              <w:bottom w:val="single" w:color="C9D0DA" w:sz="4"/>
+              <w:right w:val="single" w:color="C9D0DA" w:sz="4"/>
+            </w:tcBorders>
+            <w:tcMar>
+              <w:top w:type="dxa" w:w="18"/>
+              <w:left w:type="dxa" w:w="80"/>
+              <w:bottom w:type="dxa" w:w="18"/>
+              <w:right w:type="dxa" w:w="80"/>
+            </w:tcMar>
+            <w:vAlign w:val="center"/>
+          </w:tcPr>
+          <w:p>
+            <w:pPr>
+              <w:spacing w:after="0" w:before="0" w:line="246"/>
+              <w:jc w:val="center"/>
+            </w:pPr>
+            <w:r>
+              <w:rPr>
+                <w:rFonts w:ascii="Pretendard" w:cs="Pretendard" w:eastAsia="Pretendard" w:hAnsi="Pretendard"/>
+                <w:b w:val="false"/>
+                <w:bCs w:val="false"/>
+                <w:color w:val="222222"/>
+                <w:sz w:val="18"/>
+                <w:szCs w:val="18"/>
+              </w:rPr>
               <w:t xml:space="preserve">명판·문서 / 장부</w:t>
             </w:r>
           </w:p>
@@ -26542,7 +26728,7 @@
           <w:sz w:val="18"/>
           <w:szCs w:val="18"/>
         </w:rPr>
-        <w:t xml:space="preserve">※ 전체 52행의 태그·계측 항목·주기·필수 여부는 동봉 엑셀 ‘가평 사이트’ 시트에 있습니다.</w:t>
+        <w:t xml:space="preserve">※ 전체 53행의 태그·계측 항목·주기·필수 여부는 동봉 엑셀 ‘가평 사이트’ 시트에 있습니다.</w:t>
       </w:r>
     </w:p>
     <w:tbl>
@@ -29885,7 +30071,7 @@
         </w:rPr>
         <w:t xml:space="preserve">[1] NREL, Best Practices for Operation and Maintenance of PV and Energy Storage Systems, 3rd Ed. (2019) </w:t>
       </w:r>
-      <w:hyperlink w:history="1" r:id="rIdn8hphiusbmumdx-snhyfk">
+      <w:hyperlink w:history="1" r:id="rId8cqpcpl2mmfoet35ambj5">
         <w:r>
           <w:rPr>
             <w:rFonts w:ascii="Pretendard" w:cs="Pretendard" w:eastAsia="Pretendard" w:hAnsi="Pretendard"/>
@@ -29910,7 +30096,7 @@
         </w:rPr>
         <w:t xml:space="preserve">[2] NREL, Availability and Performance Loss Factors for U.S. PV Fleet Systems (FY24) </w:t>
       </w:r>
-      <w:hyperlink w:history="1" r:id="rIdy3b5fpiko7llly_s8dzzm">
+      <w:hyperlink w:history="1" r:id="rIdxf3a0sismlekgogo2jnt-">
         <w:r>
           <w:rPr>
             <w:rFonts w:ascii="Pretendard" w:cs="Pretendard" w:eastAsia="Pretendard" w:hAnsi="Pretendard"/>
@@ -29935,7 +30121,7 @@
         </w:rPr>
         <w:t xml:space="preserve">[3] IEA PVPS T13-22:2021, Assessment of Performance Loss Rate of PV Power Systems </w:t>
       </w:r>
-      <w:hyperlink w:history="1" r:id="rIdpmpyswpqv92pvu3teb7aj">
+      <w:hyperlink w:history="1" r:id="rId4hqislza5zetoumpuqhlr">
         <w:r>
           <w:rPr>
             <w:rFonts w:ascii="Pretendard" w:cs="Pretendard" w:eastAsia="Pretendard" w:hAnsi="Pretendard"/>
@@ -29960,7 +30146,7 @@
         </w:rPr>
         <w:t xml:space="preserve">[4] IEA PVPS T13-21:2022, Soiling Losses (한국어 번역본) </w:t>
       </w:r>
-      <w:hyperlink w:history="1" r:id="rIdncooqrcsqbgtc6jgduayg">
+      <w:hyperlink w:history="1" r:id="rIdlj1_hoqr0iaqfbbnnpra-">
         <w:r>
           <w:rPr>
             <w:rFonts w:ascii="Pretendard" w:cs="Pretendard" w:eastAsia="Pretendard" w:hAnsi="Pretendard"/>
@@ -29985,7 +30171,7 @@
         </w:rPr>
         <w:t xml:space="preserve">[5] IEA PVPS T13-25:2022, Guidelines for Operation and Maintenance of PV Power Plants in Different Climates </w:t>
       </w:r>
-      <w:hyperlink w:history="1" r:id="rIdigxrmf4maa14dadejb5m7">
+      <w:hyperlink w:history="1" r:id="rId12oylr2vxft2mbmpdxvcg">
         <w:r>
           <w:rPr>
             <w:rFonts w:ascii="Pretendard" w:cs="Pretendard" w:eastAsia="Pretendard" w:hAnsi="Pretendard"/>
@@ -30010,7 +30196,7 @@
         </w:rPr>
         <w:t xml:space="preserve">[6] SolarPower Europe, O&amp;M Best Practice Guidelines v6.0 </w:t>
       </w:r>
-      <w:hyperlink w:history="1" r:id="rIdot9h198h_qxg_rcbffnmv">
+      <w:hyperlink w:history="1" r:id="rIdewnmvn4b0o0yy8yjlm8aw">
         <w:r>
           <w:rPr>
             <w:rFonts w:ascii="Pretendard" w:cs="Pretendard" w:eastAsia="Pretendard" w:hAnsi="Pretendard"/>
@@ -30035,7 +30221,7 @@
         </w:rPr>
         <w:t xml:space="preserve">[7] Solar Best Practices, Key Performance Indicators </w:t>
       </w:r>
-      <w:hyperlink w:history="1" r:id="rIdky-uf0ryjr67rsvz-55hm">
+      <w:hyperlink w:history="1" r:id="rIdcqlrnkk8qcw1b-9lyubds">
         <w:r>
           <w:rPr>
             <w:rFonts w:ascii="Pretendard" w:cs="Pretendard" w:eastAsia="Pretendard" w:hAnsi="Pretendard"/>
@@ -30060,7 +30246,7 @@
         </w:rPr>
         <w:t xml:space="preserve">[8] Solar Best Practices, AM Guidelines v2: Technical Asset Management (보고) </w:t>
       </w:r>
-      <w:hyperlink w:history="1" r:id="rIdmvkijkes-3-m9envvhzbd">
+      <w:hyperlink w:history="1" r:id="rIdntirtmr3glh0pnxpirnzh">
         <w:r>
           <w:rPr>
             <w:rFonts w:ascii="Pretendard" w:cs="Pretendard" w:eastAsia="Pretendard" w:hAnsi="Pretendard"/>
@@ -30085,7 +30271,7 @@
         </w:rPr>
         <w:t xml:space="preserve">[9] Solar Best Practices, Data and Monitoring Requirements </w:t>
       </w:r>
-      <w:hyperlink w:history="1" r:id="rId7hnl-dqp6hddcmotl5t-3">
+      <w:hyperlink w:history="1" r:id="rIdrenekevjo02ztlr9kujno">
         <w:r>
           <w:rPr>
             <w:rFonts w:ascii="Pretendard" w:cs="Pretendard" w:eastAsia="Pretendard" w:hAnsi="Pretendard"/>
@@ -30110,7 +30296,7 @@
         </w:rPr>
         <w:t xml:space="preserve">[10] Hukseflux, IEC 61724-1:2021 What's new </w:t>
       </w:r>
-      <w:hyperlink w:history="1" r:id="rIdwobvasyrn-bvogcck3xkf">
+      <w:hyperlink w:history="1" r:id="rId6qkajjufpkppcqfq5wrxz">
         <w:r>
           <w:rPr>
             <w:rFonts w:ascii="Pretendard" w:cs="Pretendard" w:eastAsia="Pretendard" w:hAnsi="Pretendard"/>
@@ -30135,7 +30321,7 @@
         </w:rPr>
         <w:t xml:space="preserve">[11] NREL, Annual Technology Baseline 2024: Utility-Scale PV </w:t>
       </w:r>
-      <w:hyperlink w:history="1" r:id="rIdkjwkiajcdke5zm-ehwhwv">
+      <w:hyperlink w:history="1" r:id="rIdowd4tx9pky3drfefxwmwe">
         <w:r>
           <w:rPr>
             <w:rFonts w:ascii="Pretendard" w:cs="Pretendard" w:eastAsia="Pretendard" w:hAnsi="Pretendard"/>
@@ -30160,7 +30346,7 @@
         </w:rPr>
         <w:t xml:space="preserve">[12] NREL, Annual Technology Baseline 2024: Utility-Scale Battery Storage </w:t>
       </w:r>
-      <w:hyperlink w:history="1" r:id="rIdramxmgqgvlddw0kbq-_xs">
+      <w:hyperlink w:history="1" r:id="rIdskg-vbsfhudp5wzj_93jf">
         <w:r>
           <w:rPr>
             <w:rFonts w:ascii="Pretendard" w:cs="Pretendard" w:eastAsia="Pretendard" w:hAnsi="Pretendard"/>
@@ -30185,7 +30371,7 @@
         </w:rPr>
         <w:t xml:space="preserve">[13] BFH, Life Expectancy of PV Inverters and Optimizers (WCPEC-8, 2022) </w:t>
       </w:r>
-      <w:hyperlink w:history="1" r:id="rIdvicvp0u_dnds5nlirkhid">
+      <w:hyperlink w:history="1" r:id="rIdd9kna6cvw2ls7ezzpss6u">
         <w:r>
           <w:rPr>
             <w:rFonts w:ascii="Pretendard" w:cs="Pretendard" w:eastAsia="Pretendard" w:hAnsi="Pretendard"/>
@@ -30210,7 +30396,7 @@
         </w:rPr>
         <w:t xml:space="preserve">[14] Cornell Dubilier, Aluminum Electrolytic Capacitor Application Guide </w:t>
       </w:r>
-      <w:hyperlink w:history="1" r:id="rIdscrbyj3bchtwzutvfurcn">
+      <w:hyperlink w:history="1" r:id="rIdn6vtfu_lagfi8fk-qqibk">
         <w:r>
           <w:rPr>
             <w:rFonts w:ascii="Pretendard" w:cs="Pretendard" w:eastAsia="Pretendard" w:hAnsi="Pretendard"/>
@@ -30235,7 +30421,7 @@
         </w:rPr>
         <w:t xml:space="preserve">[15] ERLPhase, Fundamental Principles of Transformer Thermal Loading (IEEE C57.91 요약) </w:t>
       </w:r>
-      <w:hyperlink w:history="1" r:id="rIdsaltwhy95npl6tmttzqmc">
+      <w:hyperlink w:history="1" r:id="rIdfund62arrxdnhyb8rcm48">
         <w:r>
           <w:rPr>
             <w:rFonts w:ascii="Pretendard" w:cs="Pretendard" w:eastAsia="Pretendard" w:hAnsi="Pretendard"/>
@@ -30260,7 +30446,7 @@
         </w:rPr>
         <w:t xml:space="preserve">[16] 한전 웹진, 봄철 계통안정화를 위한 재생에너지 출력제어 </w:t>
       </w:r>
-      <w:hyperlink w:history="1" r:id="rIdlplzxllorzzv_am7dx0du">
+      <w:hyperlink w:history="1" r:id="rIday6zdiy8szl94ttuscjou">
         <w:r>
           <w:rPr>
             <w:rFonts w:ascii="Pretendard" w:cs="Pretendard" w:eastAsia="Pretendard" w:hAnsi="Pretendard"/>
@@ -30285,7 +30471,7 @@
         </w:rPr>
         <w:t xml:space="preserve">[17] PNNL-33283, 2022 Grid Energy Storage Technology Cost and Performance Assessment </w:t>
       </w:r>
-      <w:hyperlink w:history="1" r:id="rIdiuydxj1nhmg7-g-3fzwzz">
+      <w:hyperlink w:history="1" r:id="rIdcvm1qtosyni9r2dyq4s6c">
         <w:r>
           <w:rPr>
             <w:rFonts w:ascii="Pretendard" w:cs="Pretendard" w:eastAsia="Pretendard" w:hAnsi="Pretendard"/>
@@ -30310,7 +30496,7 @@
         </w:rPr>
         <w:t xml:space="preserve">[18] US DOE FEMP, Battery Energy Storage System Evaluation Method (2023) </w:t>
       </w:r>
-      <w:hyperlink w:history="1" r:id="rId1asmcbl0-7v89ulu-mskl">
+      <w:hyperlink w:history="1" r:id="rId-12ysxeuqxh4ypbos0kco">
         <w:r>
           <w:rPr>
             <w:rFonts w:ascii="Pretendard" w:cs="Pretendard" w:eastAsia="Pretendard" w:hAnsi="Pretendard"/>
@@ -30335,7 +30521,7 @@
         </w:rPr>
         <w:t xml:space="preserve">[19] EPRI (2024), Insights from EPRI's Battery Energy Storage Failure Incident Database </w:t>
       </w:r>
-      <w:hyperlink w:history="1" r:id="rId1efcwoajr6j9vpbqd7jcg">
+      <w:hyperlink w:history="1" r:id="rIdcbjjt3n5lc1kij2losepn">
         <w:r>
           <w:rPr>
             <w:rFonts w:ascii="Pretendard" w:cs="Pretendard" w:eastAsia="Pretendard" w:hAnsi="Pretendard"/>
@@ -30360,7 +30546,7 @@
         </w:rPr>
         <w:t xml:space="preserve">[20] 정책브리핑(2020.2.6), ESS 화재사고 원인 및 안전대책 </w:t>
       </w:r>
-      <w:hyperlink w:history="1" r:id="rIds0nlowdqwgiaaqg9nwmca">
+      <w:hyperlink w:history="1" r:id="rIdiyr4bpu3yl2t8rbvafdnf">
         <w:r>
           <w:rPr>
             <w:rFonts w:ascii="Pretendard" w:cs="Pretendard" w:eastAsia="Pretendard" w:hAnsi="Pretendard"/>
@@ -30385,7 +30571,7 @@
         </w:rPr>
         <w:t xml:space="preserve">[21] 전기안전관리법 시행규칙 별표4(2024.6.25 개정) </w:t>
       </w:r>
-      <w:hyperlink w:history="1" r:id="rIdiwtwoutfezhvuxlimyc3t">
+      <w:hyperlink w:history="1" r:id="rIdd-hdy-rdbrhh0nolvzvcq">
         <w:r>
           <w:rPr>
             <w:rFonts w:ascii="Pretendard" w:cs="Pretendard" w:eastAsia="Pretendard" w:hAnsi="Pretendard"/>
@@ -30410,7 +30596,7 @@
         </w:rPr>
         <w:t xml:space="preserve">[22] US DOE, Technical Targets for Proton Exchange Membrane Electrolysis </w:t>
       </w:r>
-      <w:hyperlink w:history="1" r:id="rId7m7gd_vtcsgg20ydl1fpi">
+      <w:hyperlink w:history="1" r:id="rIdlemz7u967w6c7l3saagxg">
         <w:r>
           <w:rPr>
             <w:rFonts w:ascii="Pretendard" w:cs="Pretendard" w:eastAsia="Pretendard" w:hAnsi="Pretendard"/>
@@ -30435,7 +30621,7 @@
         </w:rPr>
         <w:t xml:space="preserve">[23] IRENA (2020), Green Hydrogen Cost Reduction </w:t>
       </w:r>
-      <w:hyperlink w:history="1" r:id="rIdbadd6mnbd6wnvmq0k1fmv">
+      <w:hyperlink w:history="1" r:id="rIdplmoeebvtw6nixnco4w7y">
         <w:r>
           <w:rPr>
             <w:rFonts w:ascii="Pretendard" w:cs="Pretendard" w:eastAsia="Pretendard" w:hAnsi="Pretendard"/>
@@ -30460,7 +30646,7 @@
         </w:rPr>
         <w:t xml:space="preserve">[24] EPRI (2022), Technology Brief: Water Electrolyzer Stack Degradation </w:t>
       </w:r>
-      <w:hyperlink w:history="1" r:id="rIdjnk5a_ve8hzohpxgyrokb">
+      <w:hyperlink w:history="1" r:id="rIdu-8b3f_g6wgplg5aydcrg">
         <w:r>
           <w:rPr>
             <w:rFonts w:ascii="Pretendard" w:cs="Pretendard" w:eastAsia="Pretendard" w:hAnsi="Pretendard"/>
@@ -30485,7 +30671,7 @@
         </w:rPr>
         <w:t xml:space="preserve">[25] Clean Hydrogen JU, SRIA Key Performance Indicators </w:t>
       </w:r>
-      <w:hyperlink w:history="1" r:id="rIdfn_2d8ajyinn2k7h9d-gq">
+      <w:hyperlink w:history="1" r:id="rIdczbmecjx-eoa-wx7a1pwe">
         <w:r>
           <w:rPr>
             <w:rFonts w:ascii="Pretendard" w:cs="Pretendard" w:eastAsia="Pretendard" w:hAnsi="Pretendard"/>
@@ -30510,7 +30696,7 @@
         </w:rPr>
         <w:t xml:space="preserve">[26] Weiß et al. (2019), Impact of Intermittent Operation on Lifetime and Performance of a PEM Water Electrolyzer (J. Electrochem. Soc.) </w:t>
       </w:r>
-      <w:hyperlink w:history="1" r:id="rId_zts0a3kxcv2bg2hp6lpd">
+      <w:hyperlink w:history="1" r:id="rIdyxho4jyqpaj_7xbt2bquf">
         <w:r>
           <w:rPr>
             <w:rFonts w:ascii="Pretendard" w:cs="Pretendard" w:eastAsia="Pretendard" w:hAnsi="Pretendard"/>
@@ -30535,7 +30721,7 @@
         </w:rPr>
         <w:t xml:space="preserve">[27] JRC, EU Harmonised Terminology for Low-Temperature Water Electrolysis (JRC112082) </w:t>
       </w:r>
-      <w:hyperlink w:history="1" r:id="rIdrnx_uymk7qan1v8d-0lbm">
+      <w:hyperlink w:history="1" r:id="rIdokl_syo5c6wpfv2fkder0">
         <w:r>
           <w:rPr>
             <w:rFonts w:ascii="Pretendard" w:cs="Pretendard" w:eastAsia="Pretendard" w:hAnsi="Pretendard"/>
@@ -30560,7 +30746,7 @@
         </w:rPr>
         <w:t xml:space="preserve">[28] Clean Hydrogen JU, EU Harmonised Accelerated Stress Testing Protocols for Low-Temperature Water Electrolysis </w:t>
       </w:r>
-      <w:hyperlink w:history="1" r:id="rIdz-yb6wi-lhn0srcs_ciss">
+      <w:hyperlink w:history="1" r:id="rIdzegw9ykc3qdj8vutbo2l8">
         <w:r>
           <w:rPr>
             <w:rFonts w:ascii="Pretendard" w:cs="Pretendard" w:eastAsia="Pretendard" w:hAnsi="Pretendard"/>
@@ -30585,7 +30771,7 @@
         </w:rPr>
         <w:t xml:space="preserve">[29] EIGA Doc 246/23, Guideline for Small Scale Hydrogen Production </w:t>
       </w:r>
-      <w:hyperlink w:history="1" r:id="rId4czechgfkopnfedmjtw52">
+      <w:hyperlink w:history="1" r:id="rId7wwww1vck6mavbjvijke4">
         <w:r>
           <w:rPr>
             <w:rFonts w:ascii="Pretendard" w:cs="Pretendard" w:eastAsia="Pretendard" w:hAnsi="Pretendard"/>
@@ -30610,7 +30796,7 @@
         </w:rPr>
         <w:t xml:space="preserve">[30] KGS AH271(2025), 수전해설비 제조의 시설·기술·검사 기준 </w:t>
       </w:r>
-      <w:hyperlink w:history="1" r:id="rIdxjskqjpj3tepqkpnxpolo">
+      <w:hyperlink w:history="1" r:id="rIdemcp4hadncddgnfdjf89s">
         <w:r>
           <w:rPr>
             <w:rFonts w:ascii="Pretendard" w:cs="Pretendard" w:eastAsia="Pretendard" w:hAnsi="Pretendard"/>
@@ -30635,7 +30821,7 @@
         </w:rPr>
         <w:t xml:space="preserve">[31] KGS FU671(2025), 수소연료사용시설의 시설·기술·검사 기준 </w:t>
       </w:r>
-      <w:hyperlink w:history="1" r:id="rIdlh5364os8ifkzfll1vv7j">
+      <w:hyperlink w:history="1" r:id="rIdiw60k3u5anz6ejpqwhuso">
         <w:r>
           <w:rPr>
             <w:rFonts w:ascii="Pretendard" w:cs="Pretendard" w:eastAsia="Pretendard" w:hAnsi="Pretendard"/>
@@ -30660,7 +30846,7 @@
         </w:rPr>
         <w:t xml:space="preserve">[32] 수소경제 육성 및 수소 안전관리에 관한 법률 시행령(제50조) </w:t>
       </w:r>
-      <w:hyperlink w:history="1" r:id="rIdbkzdchhsdogvpe4pep2be">
+      <w:hyperlink w:history="1" r:id="rIdr5ac4bw8avi1xio59-dg0">
         <w:r>
           <w:rPr>
             <w:rFonts w:ascii="Pretendard" w:cs="Pretendard" w:eastAsia="Pretendard" w:hAnsi="Pretendard"/>
@@ -30685,7 +30871,7 @@
         </w:rPr>
         <w:t xml:space="preserve">[33] 고압가스 안전관리법 시행규칙 별표19(2026.6.11 개정) </w:t>
       </w:r>
-      <w:hyperlink w:history="1" r:id="rIda_mcd1vrlzc7s0afhihlm">
+      <w:hyperlink w:history="1" r:id="rIdnvwv7yu-hwxsol59thjya">
         <w:r>
           <w:rPr>
             <w:rFonts w:ascii="Pretendard" w:cs="Pretendard" w:eastAsia="Pretendard" w:hAnsi="Pretendard"/>
@@ -30710,7 +30896,7 @@
         </w:rPr>
         <w:t xml:space="preserve">[34] 고압가스 안전관리법 시행규칙 별표22(2026.6.11 개정) </w:t>
       </w:r>
-      <w:hyperlink w:history="1" r:id="rIdzze26wta36s0wicrqeqtl">
+      <w:hyperlink w:history="1" r:id="rIdod-9vl319x_okrx8whjb2">
         <w:r>
           <w:rPr>
             <w:rFonts w:ascii="Pretendard" w:cs="Pretendard" w:eastAsia="Pretendard" w:hAnsi="Pretendard"/>
@@ -30735,7 +30921,7 @@
         </w:rPr>
         <w:t xml:space="preserve">[35] 고압가스 안전관리법 시행규칙 별표4(안전밸브 조정·압력계 검사) </w:t>
       </w:r>
-      <w:hyperlink w:history="1" r:id="rIdsldzveg4dfbn2qyfl15li">
+      <w:hyperlink w:history="1" r:id="rIdrxqsxuoi-f_9ltkitlc3o">
         <w:r>
           <w:rPr>
             <w:rFonts w:ascii="Pretendard" w:cs="Pretendard" w:eastAsia="Pretendard" w:hAnsi="Pretendard"/>
@@ -30760,7 +30946,7 @@
         </w:rPr>
         <w:t xml:space="preserve">[36] NREL, Retail Hydrogen Station Reliability Status and Advances </w:t>
       </w:r>
-      <w:hyperlink w:history="1" r:id="rIdiauaznfog8zyzmluegdpm">
+      <w:hyperlink w:history="1" r:id="rIdhqjrhj5ptxjfulnkkkw98">
         <w:r>
           <w:rPr>
             <w:rFonts w:ascii="Pretendard" w:cs="Pretendard" w:eastAsia="Pretendard" w:hAnsi="Pretendard"/>
@@ -30785,7 +30971,7 @@
         </w:rPr>
         <w:t xml:space="preserve">[37] NREL, Hydrogen Safety Sensor Performance and Use Gap Analysis </w:t>
       </w:r>
-      <w:hyperlink w:history="1" r:id="rIdnews1ej0_siei6mhhpt3h">
+      <w:hyperlink w:history="1" r:id="rIdzfpxnhlx9n0-v0dwnafak">
         <w:r>
           <w:rPr>
             <w:rFonts w:ascii="Pretendard" w:cs="Pretendard" w:eastAsia="Pretendard" w:hAnsi="Pretendard"/>
@@ -30810,7 +30996,7 @@
         </w:rPr>
         <w:t xml:space="preserve">[38] US DOE, Technical Targets for Fuel Cell Systems for Stationary Combined Heat and Power </w:t>
       </w:r>
-      <w:hyperlink w:history="1" r:id="rId7ci-dhv37omvgsit8_3td">
+      <w:hyperlink w:history="1" r:id="rIdaozyqnncteotz3moc-ful">
         <w:r>
           <w:rPr>
             <w:rFonts w:ascii="Pretendard" w:cs="Pretendard" w:eastAsia="Pretendard" w:hAnsi="Pretendard"/>
@@ -30835,7 +31021,7 @@
         </w:rPr>
         <w:t xml:space="preserve">[39] US EPA, Catalog of CHP Technologies, Section 6: Fuel Cells </w:t>
       </w:r>
-      <w:hyperlink w:history="1" r:id="rId5u-ahgovkw6clm1yj6htg">
+      <w:hyperlink w:history="1" r:id="rIdkphv7i4cthkcnfydvnhl-">
         <w:r>
           <w:rPr>
             <w:rFonts w:ascii="Pretendard" w:cs="Pretendard" w:eastAsia="Pretendard" w:hAnsi="Pretendard"/>
@@ -30860,7 +31046,7 @@
         </w:rPr>
         <w:t xml:space="preserve">[40] MDPI Energies (2023), 차량용 PEMFC 열화 예측 리뷰(Pei et al. 2008 인용) </w:t>
       </w:r>
-      <w:hyperlink w:history="1" r:id="rIdduh6re1_klycbxdp_x_sx">
+      <w:hyperlink w:history="1" r:id="rIdqjtqxkjeve3xmpctohrzd">
         <w:r>
           <w:rPr>
             <w:rFonts w:ascii="Pretendard" w:cs="Pretendard" w:eastAsia="Pretendard" w:hAnsi="Pretendard"/>
@@ -30885,7 +31071,7 @@
         </w:rPr>
         <w:t xml:space="preserve">[41] NREL, Stationary Fuel Cell System Composite Data Products (TP-5400-60796) </w:t>
       </w:r>
-      <w:hyperlink w:history="1" r:id="rId4a4hgbw9dfsokddypmimq">
+      <w:hyperlink w:history="1" r:id="rIdgsa8qhant3iut9k0sa54l">
         <w:r>
           <w:rPr>
             <w:rFonts w:ascii="Pretendard" w:cs="Pretendard" w:eastAsia="Pretendard" w:hAnsi="Pretendard"/>
@@ -30910,7 +31096,7 @@
         </w:rPr>
         <w:t xml:space="preserve">[42] Magesh et al. (Stanford, 2024), Hallucination-Free? Assessing the Reliability of Leading AI Legal Research Tools </w:t>
       </w:r>
-      <w:hyperlink w:history="1" r:id="rIdoxgsmsbjks98wwxph2uue">
+      <w:hyperlink w:history="1" r:id="rIdbjrhp_sxmlezw9juiuuca">
         <w:r>
           <w:rPr>
             <w:rFonts w:ascii="Pretendard" w:cs="Pretendard" w:eastAsia="Pretendard" w:hAnsi="Pretendard"/>
@@ -30935,7 +31121,7 @@
         </w:rPr>
         <w:t xml:space="preserve">[43] 한전 분산형전원 배전계통 연계 기술기준 </w:t>
       </w:r>
-      <w:hyperlink w:history="1" r:id="rIdeypaozazasbcfrzqwjxz9">
+      <w:hyperlink w:history="1" r:id="rIds3f3fv0pxvftxfnl8-din">
         <w:r>
           <w:rPr>
             <w:rFonts w:ascii="Pretendard" w:cs="Pretendard" w:eastAsia="Pretendard" w:hAnsi="Pretendard"/>
@@ -30960,7 +31146,7 @@
         </w:rPr>
         <w:t xml:space="preserve">[44] 한국전기안전공사 ESS 화재 자료(2024 국정감사, ZDNet 보도) </w:t>
       </w:r>
-      <w:hyperlink w:history="1" r:id="rIdkhzrwvtkvwyryh9etd3j1">
+      <w:hyperlink w:history="1" r:id="rIdn8zfzzg5o33cgfpowuf3c">
         <w:r>
           <w:rPr>
             <w:rFonts w:ascii="Pretendard" w:cs="Pretendard" w:eastAsia="Pretendard" w:hAnsi="Pretendard"/>
@@ -30985,7 +31171,7 @@
         </w:rPr>
         <w:t xml:space="preserve">[45] IEA AFC TCP, Stationary Fuel Cell Applications 2021 </w:t>
       </w:r>
-      <w:hyperlink w:history="1" r:id="rIdsdpteciaclh2dkrhzjfpk">
+      <w:hyperlink w:history="1" r:id="rIdphry2ju_jwtpkbgqq_oqr">
         <w:r>
           <w:rPr>
             <w:rFonts w:ascii="Pretendard" w:cs="Pretendard" w:eastAsia="Pretendard" w:hAnsi="Pretendard"/>
@@ -31010,7 +31196,7 @@
         </w:rPr>
         <w:t xml:space="preserve">[46] ACCURE, BESS 사례 연구 </w:t>
       </w:r>
-      <w:hyperlink w:history="1" r:id="rIdugdp-ct-pqwywtyqabhdm">
+      <w:hyperlink w:history="1" r:id="rIdh0z7snnfogh3wdqi-0tar">
         <w:r>
           <w:rPr>
             <w:rFonts w:ascii="Pretendard" w:cs="Pretendard" w:eastAsia="Pretendard" w:hAnsi="Pretendard"/>
@@ -31035,7 +31221,7 @@
         </w:rPr>
         <w:t xml:space="preserve">[47] EFRC, API 618 6th edition 검토 보고서 </w:t>
       </w:r>
-      <w:hyperlink w:history="1" r:id="rIdnxi0ujsb8fzjbo8orsjsk">
+      <w:hyperlink w:history="1" r:id="rIdygwkp1pslykiopxms9gpe">
         <w:r>
           <w:rPr>
             <w:rFonts w:ascii="Pretendard" w:cs="Pretendard" w:eastAsia="Pretendard" w:hAnsi="Pretendard"/>
@@ -31060,7 +31246,7 @@
         </w:rPr>
         <w:t xml:space="preserve">[48] NIST SP 800-82 Rev.3, Guide to OT Security </w:t>
       </w:r>
-      <w:hyperlink w:history="1" r:id="rId67lpw--ffoxevzmxwwims">
+      <w:hyperlink w:history="1" r:id="rIddf7dabq3yrkjioetux6f0">
         <w:r>
           <w:rPr>
             <w:rFonts w:ascii="Pretendard" w:cs="Pretendard" w:eastAsia="Pretendard" w:hAnsi="Pretendard"/>
@@ -31085,7 +31271,7 @@
         </w:rPr>
         <w:t xml:space="preserve">[49] ISA/IEC 62443 Series of Standards </w:t>
       </w:r>
-      <w:hyperlink w:history="1" r:id="rIdnozdhvlclswpwzvs7nwke">
+      <w:hyperlink w:history="1" r:id="rIdm4ljw6fiid8hhr0rszuln">
         <w:r>
           <w:rPr>
             <w:rFonts w:ascii="Pretendard" w:cs="Pretendard" w:eastAsia="Pretendard" w:hAnsi="Pretendard"/>
@@ -31110,7 +31296,7 @@
         </w:rPr>
         <w:t xml:space="preserve">[50] ISO 14224 설비 분류체계 해설 </w:t>
       </w:r>
-      <w:hyperlink w:history="1" r:id="rIdwtfk8huti6euofrj_apn7">
+      <w:hyperlink w:history="1" r:id="rIdlpgxeoqcmmtnlcroe4ize">
         <w:r>
           <w:rPr>
             <w:rFonts w:ascii="Pretendard" w:cs="Pretendard" w:eastAsia="Pretendard" w:hAnsi="Pretendard"/>
@@ -31135,7 +31321,7 @@
         </w:rPr>
         <w:t xml:space="preserve">[51] SunSpec Alliance 정보 모델 </w:t>
       </w:r>
-      <w:hyperlink w:history="1" r:id="rIdtvkhqrwmh5tqd5vregsgr">
+      <w:hyperlink w:history="1" r:id="rId2wp723e96cxhsnrjt70l8">
         <w:r>
           <w:rPr>
             <w:rFonts w:ascii="Pretendard" w:cs="Pretendard" w:eastAsia="Pretendard" w:hAnsi="Pretendard"/>
@@ -31160,7 +31346,7 @@
         </w:rPr>
         <w:t xml:space="preserve">[52] 한국에너지공단 REMS 소개 및 연동안내(2019) </w:t>
       </w:r>
-      <w:hyperlink w:history="1" r:id="rIdll6mptvhmblfxwb87gb7b">
+      <w:hyperlink w:history="1" r:id="rIdmspdusrvcqvbhzpruracf">
         <w:r>
           <w:rPr>
             <w:rFonts w:ascii="Pretendard" w:cs="Pretendard" w:eastAsia="Pretendard" w:hAnsi="Pretendard"/>
@@ -31185,7 +31371,7 @@
         </w:rPr>
         <w:t xml:space="preserve">[53] Jordan &amp; Kurtz, Photovoltaic Degradation Rates — An Analytical Review </w:t>
       </w:r>
-      <w:hyperlink w:history="1" r:id="rIdauaw2r53knkfzpaxtgpmd">
+      <w:hyperlink w:history="1" r:id="rIdilbtaalot3hmc6_-wwh2x">
         <w:r>
           <w:rPr>
             <w:rFonts w:ascii="Pretendard" w:cs="Pretendard" w:eastAsia="Pretendard" w:hAnsi="Pretendard"/>
@@ -31210,7 +31396,7 @@
         </w:rPr>
         <w:t xml:space="preserve">[54] Naumann et al. 2018, Calendar aging of commercial LiFePO4/graphite cell </w:t>
       </w:r>
-      <w:hyperlink w:history="1" r:id="rIdrv9lf3veiuwnokd1ogj7n">
+      <w:hyperlink w:history="1" r:id="rIdwc-s1srmn4puo6nbmyn6p">
         <w:r>
           <w:rPr>
             <w:rFonts w:ascii="Pretendard" w:cs="Pretendard" w:eastAsia="Pretendard" w:hAnsi="Pretendard"/>
@@ -31235,7 +31421,7 @@
         </w:rPr>
         <w:t xml:space="preserve">[55] Sandia(Preger et al. 2020), Degradation of Commercial Li-ion Cells </w:t>
       </w:r>
-      <w:hyperlink w:history="1" r:id="rIdqwuhernsyg6wocxybettb">
+      <w:hyperlink w:history="1" r:id="rId4cdgowf1tsbfrljaynnyr">
         <w:r>
           <w:rPr>
             <w:rFonts w:ascii="Pretendard" w:cs="Pretendard" w:eastAsia="Pretendard" w:hAnsi="Pretendard"/>
@@ -31260,7 +31446,7 @@
         </w:rPr>
         <w:t xml:space="preserve">[56] PDC Machines, Hydrogen Compressors for Refueling Stations </w:t>
       </w:r>
-      <w:hyperlink w:history="1" r:id="rId6qdcxhhzavd1o_ubu7dmi">
+      <w:hyperlink w:history="1" r:id="rId2hkpxzxc5-eumnbtkeilr">
         <w:r>
           <w:rPr>
             <w:rFonts w:ascii="Pretendard" w:cs="Pretendard" w:eastAsia="Pretendard" w:hAnsi="Pretendard"/>
@@ -31285,7 +31471,7 @@
         </w:rPr>
         <w:t xml:space="preserve">[57] IJHE 2023, Diagnosis of diaphragm state based on dynamic oil pressure </w:t>
       </w:r>
-      <w:hyperlink w:history="1" r:id="rId-7x1m_v5l96abi9ugr5ld">
+      <w:hyperlink w:history="1" r:id="rIduzkq6cfago6nlezbkqjtz">
         <w:r>
           <w:rPr>
             <w:rFonts w:ascii="Pretendard" w:cs="Pretendard" w:eastAsia="Pretendard" w:hAnsi="Pretendard"/>
@@ -31310,7 +31496,7 @@
         </w:rPr>
         <w:t xml:space="preserve">[58] Micheli et al. 2021, Energy — 오염 세척 일정 최적화 </w:t>
       </w:r>
-      <w:hyperlink w:history="1" r:id="rIdq2995nnvjpqt7rytfksqv">
+      <w:hyperlink w:history="1" r:id="rIdhia7t0gstgr-sbz5n-dbh">
         <w:r>
           <w:rPr>
             <w:rFonts w:ascii="Pretendard" w:cs="Pretendard" w:eastAsia="Pretendard" w:hAnsi="Pretendard"/>
@@ -31335,7 +31521,7 @@
         </w:rPr>
         <w:t xml:space="preserve">[59] 오원욱·천성일 2015, 태양전지 모듈의 소일링에 의한 성능 저하 </w:t>
       </w:r>
-      <w:hyperlink w:history="1" r:id="rIdfzpeqafmn0qfnyqqyuk_p">
+      <w:hyperlink w:history="1" r:id="rIdivjzmf990alixesqajtuv">
         <w:r>
           <w:rPr>
             <w:rFonts w:ascii="Pretendard" w:cs="Pretendard" w:eastAsia="Pretendard" w:hAnsi="Pretendard"/>
@@ -31360,7 +31546,7 @@
         </w:rPr>
         <w:t xml:space="preserve">[60] NREL Smith et al. 2017, Battery life model(열관리 영향) </w:t>
       </w:r>
-      <w:hyperlink w:history="1" r:id="rIdr9pbl6gt0a0t1dj965-gb">
+      <w:hyperlink w:history="1" r:id="rIdf52kvxo0zm58bllg3orxd">
         <w:r>
           <w:rPr>
             <w:rFonts w:ascii="Pretendard" w:cs="Pretendard" w:eastAsia="Pretendard" w:hAnsi="Pretendard"/>
@@ -31385,7 +31571,7 @@
         </w:rPr>
         <w:t xml:space="preserve">[61] Chandran et al. 2022, Scientific Reports — PEMFC 부하 사이클 열화 </w:t>
       </w:r>
-      <w:hyperlink w:history="1" r:id="rIdmggg9a90ltaku1phvles7">
+      <w:hyperlink w:history="1" r:id="rIdtdlnppf1peovh5qdelsid">
         <w:r>
           <w:rPr>
             <w:rFonts w:ascii="Pretendard" w:cs="Pretendard" w:eastAsia="Pretendard" w:hAnsi="Pretendard"/>
@@ -31410,7 +31596,7 @@
         </w:rPr>
         <w:t xml:space="preserve">[62] 산업통상자원부, ESS 화재 원인조사와 안전강화 대책 </w:t>
       </w:r>
-      <w:hyperlink w:history="1" r:id="rIdilypvupgir6du8xlo5snl">
+      <w:hyperlink w:history="1" r:id="rIddfi3ls-0iiueacrog_w3r">
         <w:r>
           <w:rPr>
             <w:rFonts w:ascii="Pretendard" w:cs="Pretendard" w:eastAsia="Pretendard" w:hAnsi="Pretendard"/>
@@ -31435,7 +31621,7 @@
         </w:rPr>
         <w:t xml:space="preserve">[63] Audibert et al. 2022, Do Deep Neural Networks Contribute to Multivariate Time Series Anomaly Detection? </w:t>
       </w:r>
-      <w:hyperlink w:history="1" r:id="rIdpi8uw-z0-c77prhyqxt3k">
+      <w:hyperlink w:history="1" r:id="rId41smyjuraef0mth76gayy">
         <w:r>
           <w:rPr>
             <w:rFonts w:ascii="Pretendard" w:cs="Pretendard" w:eastAsia="Pretendard" w:hAnsi="Pretendard"/>
@@ -31460,7 +31646,7 @@
         </w:rPr>
         <w:t xml:space="preserve">[64] Hundman et al. 2018, Detecting Spacecraft Anomalies Using LSTMs </w:t>
       </w:r>
-      <w:hyperlink w:history="1" r:id="rIdsy1dezirxkr4ha3zmfrs4">
+      <w:hyperlink w:history="1" r:id="rIdrojf7prq_-xdfbndfwizb">
         <w:r>
           <w:rPr>
             <w:rFonts w:ascii="Pretendard" w:cs="Pretendard" w:eastAsia="Pretendard" w:hAnsi="Pretendard"/>
@@ -31485,7 +31671,7 @@
         </w:rPr>
         <w:t xml:space="preserve">[65] Tan et al. 2024(NeurIPS), Are Language Models Actually Useful for Time Series Forecasting? </w:t>
       </w:r>
-      <w:hyperlink w:history="1" r:id="rIdtwh_3k4xihnnqvgwuno0s">
+      <w:hyperlink w:history="1" r:id="rId7fh-dogjnr3cxza2et1to">
         <w:r>
           <w:rPr>
             <w:rFonts w:ascii="Pretendard" w:cs="Pretendard" w:eastAsia="Pretendard" w:hAnsi="Pretendard"/>
@@ -31510,7 +31696,7 @@
         </w:rPr>
         <w:t xml:space="preserve">[66] Gao et al. 2023, PAL: Program-aided Language Models </w:t>
       </w:r>
-      <w:hyperlink w:history="1" r:id="rIdeegxiirbqs-idkyjrayzy">
+      <w:hyperlink w:history="1" r:id="rIds_jt_i-psjv7ft2e4qaz7">
         <w:r>
           <w:rPr>
             <w:rFonts w:ascii="Pretendard" w:cs="Pretendard" w:eastAsia="Pretendard" w:hAnsi="Pretendard"/>
@@ -31535,7 +31721,7 @@
         </w:rPr>
         <w:t xml:space="preserve">[67] IEA PVPS Task 13, Review on IR and EL Imaging for PV Field Applications </w:t>
       </w:r>
-      <w:hyperlink w:history="1" r:id="rIdayw_gx1dro1ix2mj7st8n">
+      <w:hyperlink w:history="1" r:id="rIdezkqm0g_jcmhswo35x_ib">
         <w:r>
           <w:rPr>
             <w:rFonts w:ascii="Pretendard" w:cs="Pretendard" w:eastAsia="Pretendard" w:hAnsi="Pretendard"/>
@@ -31560,7 +31746,7 @@
         </w:rPr>
         <w:t xml:space="preserve">[68] MIMOSA OSA-CBM(ISO 13374 구현) </w:t>
       </w:r>
-      <w:hyperlink w:history="1" r:id="rIdupgqp_uyceq9aobkcv9qh">
+      <w:hyperlink w:history="1" r:id="rIdasljpncif0m0sdad-gau5">
         <w:r>
           <w:rPr>
             <w:rFonts w:ascii="Pretendard" w:cs="Pretendard" w:eastAsia="Pretendard" w:hAnsi="Pretendard"/>
@@ -31585,7 +31771,7 @@
         </w:rPr>
         <w:t xml:space="preserve">[69] 가평 2MW 청정수소발전 시스템 P&amp;ID — FCND-GP-PID-002 REV.2 (2026-07-17) </w:t>
       </w:r>
-      <w:hyperlink w:history="1" r:id="rIdi51jk2rsy_lowmrpyoqtm">
+      <w:hyperlink w:history="1" r:id="rIdxjydydwx20du6uv8su4bn">
         <w:r>
           <w:rPr>
             <w:rFonts w:ascii="Pretendard" w:cs="Pretendard" w:eastAsia="Pretendard" w:hAnsi="Pretendard"/>
@@ -31610,7 +31796,7 @@
         </w:rPr>
         <w:t xml:space="preserve">[70] 고압가스 안전관리법 시행규칙 [별표 4] — 고압가스 제조의 시설·기술·검사 기준 </w:t>
       </w:r>
-      <w:hyperlink w:history="1" r:id="rIde-w9uftxo6pvzr9xdibv-">
+      <w:hyperlink w:history="1" r:id="rIdp3ftl3jo8d7ubqurkju64">
         <w:r>
           <w:rPr>
             <w:rFonts w:ascii="Pretendard" w:cs="Pretendard" w:eastAsia="Pretendard" w:hAnsi="Pretendard"/>
@@ -31635,7 +31821,7 @@
         </w:rPr>
         <w:t xml:space="preserve">[71] 고압가스 안전관리법 시행규칙 [별표 1] — 저장능력 산정기준 </w:t>
       </w:r>
-      <w:hyperlink w:history="1" r:id="rIdwmudvotq_kuycus8wx0u6">
+      <w:hyperlink w:history="1" r:id="rIduy8gkz5e0n2kgjm0-oe-7">
         <w:r>
           <w:rPr>
             <w:rFonts w:ascii="Pretendard" w:cs="Pretendard" w:eastAsia="Pretendard" w:hAnsi="Pretendard"/>
@@ -31660,7 +31846,7 @@
         </w:rPr>
         <w:t xml:space="preserve">[72] 고압가스 안전관리법 시행규칙 제2조(정의) — 국가법령정보센터 </w:t>
       </w:r>
-      <w:hyperlink w:history="1" r:id="rId9wgui2gbtfrx-e9mls6kj">
+      <w:hyperlink w:history="1" r:id="rIdgtaz_pjr1zynlhivckkcl">
         <w:r>
           <w:rPr>
             <w:rFonts w:ascii="Pretendard" w:cs="Pretendard" w:eastAsia="Pretendard" w:hAnsi="Pretendard"/>
@@ -31685,7 +31871,7 @@
         </w:rPr>
         <w:t xml:space="preserve">[73] NexantECA — Making money out of thin air: Valorizing the oxygen byproduct of green hydrogen </w:t>
       </w:r>
-      <w:hyperlink w:history="1" r:id="rIda90mahisq6lpzqpwnxqwd">
+      <w:hyperlink w:history="1" r:id="rIdpmeyyv7zhyndlgy-yqk5j">
         <w:r>
           <w:rPr>
             <w:rFonts w:ascii="Pretendard" w:cs="Pretendard" w:eastAsia="Pretendard" w:hAnsi="Pretendard"/>
@@ -31710,7 +31896,7 @@
         </w:rPr>
         <w:t xml:space="preserve">[74] 물가자료 2024년 1월호 — 가스(공업실험용) 가격표 </w:t>
       </w:r>
-      <w:hyperlink w:history="1" r:id="rIdsvmsyhr0rg3pijdoqtrzl">
+      <w:hyperlink w:history="1" r:id="rId2t4x7gqk6hpzthwqrsupu">
         <w:r>
           <w:rPr>
             <w:rFonts w:ascii="Pretendard" w:cs="Pretendard" w:eastAsia="Pretendard" w:hAnsi="Pretendard"/>
@@ -31735,7 +31921,7 @@
         </w:rPr>
         <w:t xml:space="preserve">[75] DOE — Technical Targets for Proton Exchange Membrane Electrolysis </w:t>
       </w:r>
-      <w:hyperlink w:history="1" r:id="rId0xwohwqndsznyv8uittxi">
+      <w:hyperlink w:history="1" r:id="rIdieiy2xqw3abrocgc9cub1">
         <w:r>
           <w:rPr>
             <w:rFonts w:ascii="Pretendard" w:cs="Pretendard" w:eastAsia="Pretendard" w:hAnsi="Pretendard"/>
@@ -31760,7 +31946,7 @@
         </w:rPr>
         <w:t xml:space="preserve">[76] Derez, Hoogsteyn, Delarue (KU Leuven) — Optimisation of Electrolyser Operation with Heat Integration (arXiv:2507.06796) </w:t>
       </w:r>
-      <w:hyperlink w:history="1" r:id="rIdtfycldk2jwcmokk3zgn_4">
+      <w:hyperlink w:history="1" r:id="rIdli4u3s-aebhhrq6izg7op">
         <w:r>
           <w:rPr>
             <w:rFonts w:ascii="Pretendard" w:cs="Pretendard" w:eastAsia="Pretendard" w:hAnsi="Pretendard"/>
@@ -31785,7 +31971,7 @@
         </w:rPr>
         <w:t xml:space="preserve">[77] Ballard FCwave 제품 데이터시트 (2024-10-08) </w:t>
       </w:r>
-      <w:hyperlink w:history="1" r:id="rIdyjzjuqg0bw7rgbzarbob4">
+      <w:hyperlink w:history="1" r:id="rIdueovyewnwocyy4-3eapap">
         <w:r>
           <w:rPr>
             <w:rFonts w:ascii="Pretendard" w:cs="Pretendard" w:eastAsia="Pretendard" w:hAnsi="Pretendard"/>
@@ -31810,7 +31996,7 @@
         </w:rPr>
         <w:t xml:space="preserve">[78] MID Class 2 &amp; EN 1434 Heat Meters — 정합 온도센서 쌍 요건 해설 </w:t>
       </w:r>
-      <w:hyperlink w:history="1" r:id="rId-6rtf2fdgkmsjiea-gvmp">
+      <w:hyperlink w:history="1" r:id="rIdlmr782fqtxjhwxxi6mxer">
         <w:r>
           <w:rPr>
             <w:rFonts w:ascii="Pretendard" w:cs="Pretendard" w:eastAsia="Pretendard" w:hAnsi="Pretendard"/>
@@ -31835,7 +32021,7 @@
         </w:rPr>
         <w:t xml:space="preserve">[79] ASTM D1193-06(2018) Standard Specification for Reagent Water </w:t>
       </w:r>
-      <w:hyperlink w:history="1" r:id="rIdoliondo1smvqyckhmg92m">
+      <w:hyperlink w:history="1" r:id="rIdylzm4wpidnhsqtnfybgta">
         <w:r>
           <w:rPr>
             <w:rFonts w:ascii="Pretendard" w:cs="Pretendard" w:eastAsia="Pretendard" w:hAnsi="Pretendard"/>
@@ -31860,7 +32046,7 @@
         </w:rPr>
         <w:t xml:space="preserve">[80] EUROWATER(Grundfos) — Keeping the water inside electrolyzers ultrapure </w:t>
       </w:r>
-      <w:hyperlink w:history="1" r:id="rIdaw_abm9mzg30jatmm6ngc">
+      <w:hyperlink w:history="1" r:id="rIdtzxsglqswqutum5bfkzt8">
         <w:r>
           <w:rPr>
             <w:rFonts w:ascii="Pretendard" w:cs="Pretendard" w:eastAsia="Pretendard" w:hAnsi="Pretendard"/>
@@ -31885,7 +32071,7 @@
         </w:rPr>
         <w:t xml:space="preserve">[81] NIST Chemistry WebBook — Hydrogen thermophysical properties </w:t>
       </w:r>
-      <w:hyperlink w:history="1" r:id="rIdllfbr95wdmxkbx80n-cty">
+      <w:hyperlink w:history="1" r:id="rIdjzxvesiwxcn3racno5ctb">
         <w:r>
           <w:rPr>
             <w:rFonts w:ascii="Pretendard" w:cs="Pretendard" w:eastAsia="Pretendard" w:hAnsi="Pretendard"/>
@@ -31910,7 +32096,7 @@
         </w:rPr>
         <w:t xml:space="preserve">[82] HyRAM 1.0 Technical Reference Manual (SAND2015-10216) — Sandia / h2tools </w:t>
       </w:r>
-      <w:hyperlink w:history="1" r:id="rIdjfjgitydwb004luhtqltx">
+      <w:hyperlink w:history="1" r:id="rIdfiowg1jqg3k_pbylb4w2y">
         <w:r>
           <w:rPr>
             <w:rFonts w:ascii="Pretendard" w:cs="Pretendard" w:eastAsia="Pretendard" w:hAnsi="Pretendard"/>
@@ -31935,7 +32121,7 @@
         </w:rPr>
         <w:t xml:space="preserve">[83] EN 334:2019 Gas pressure regulators for inlet pressure up to 10 MPa </w:t>
       </w:r>
-      <w:hyperlink w:history="1" r:id="rIdfvee3qeep25qa8wl2jgqp">
+      <w:hyperlink w:history="1" r:id="rIdo9ebneogmr_iz9fzaz3b8">
         <w:r>
           <w:rPr>
             <w:rFonts w:ascii="Pretendard" w:cs="Pretendard" w:eastAsia="Pretendard" w:hAnsi="Pretendard"/>
@@ -31960,7 +32146,7 @@
         </w:rPr>
         <w:t xml:space="preserve">[84] TESCOM Technical Training — Pressure Regulators Explained (공급압 효과) </w:t>
       </w:r>
-      <w:hyperlink w:history="1" r:id="rIdfxigdbj4_9zxhor8f3mcz">
+      <w:hyperlink w:history="1" r:id="rIdqzjfllofhb7l7vfew3y6g">
         <w:r>
           <w:rPr>
             <w:rFonts w:ascii="Pretendard" w:cs="Pretendard" w:eastAsia="Pretendard" w:hAnsi="Pretendard"/>
@@ -31985,7 +32171,7 @@
         </w:rPr>
         <w:t xml:space="preserve">[85] OIML R 139 — Compressed Gaseous Fuel Measuring Systems for Vehicles (h2tools) </w:t>
       </w:r>
-      <w:hyperlink w:history="1" r:id="rIdrr-ivghone9wpm4m91595">
+      <w:hyperlink w:history="1" r:id="rIdmk4rzboc3-khhgymmfaft">
         <w:r>
           <w:rPr>
             <w:rFonts w:ascii="Pretendard" w:cs="Pretendard" w:eastAsia="Pretendard" w:hAnsi="Pretendard"/>
@@ -32010,7 +32196,7 @@
         </w:rPr>
         <w:t xml:space="preserve">[86] 수소유통정보시스템 — 판매가격 정보 </w:t>
       </w:r>
-      <w:hyperlink w:history="1" r:id="rIdw6ruprbvd2rroeot6lp8z">
+      <w:hyperlink w:history="1" r:id="rIdfgvqaysiykur0_9_mrsg5">
         <w:r>
           <w:rPr>
             <w:rFonts w:ascii="Pretendard" w:cs="Pretendard" w:eastAsia="Pretendard" w:hAnsi="Pretendard"/>
